--- a/project_details.docx
+++ b/project_details.docx
@@ -3284,16 +3284,7 @@
           <w:bCs/>
           <w:color w:val="4472C4" w:themeColor="accent1"/>
         </w:rPr>
-        <w:t xml:space="preserve">14. </w:t>
-      </w:r>
-      <w:r>
-        <w:rPr>
-          <w:rFonts w:ascii="Times New Roman" w:hAnsi="Times New Roman" w:cs="Times New Roman"/>
-          <w:b/>
-          <w:bCs/>
-          <w:color w:val="4472C4" w:themeColor="accent1"/>
-        </w:rPr>
-        <w:t>Update Expense</w:t>
+        <w:t>14. Update Expense</w:t>
       </w:r>
     </w:p>
     <w:p>
@@ -3678,16 +3669,7 @@
           <w:bCs/>
           <w:color w:val="4472C4" w:themeColor="accent1"/>
         </w:rPr>
-        <w:t xml:space="preserve">14. </w:t>
-      </w:r>
-      <w:r>
-        <w:rPr>
-          <w:rFonts w:ascii="Times New Roman" w:hAnsi="Times New Roman" w:cs="Times New Roman"/>
-          <w:b/>
-          <w:bCs/>
-          <w:color w:val="4472C4" w:themeColor="accent1"/>
-        </w:rPr>
-        <w:t>Edit Expense Modal</w:t>
+        <w:t>14. Edit Expense Modal</w:t>
       </w:r>
     </w:p>
     <w:p>
@@ -3882,48 +3864,32 @@
     </w:p>
     <w:p>
       <w:pPr>
-        <w:ind w:left="720"/>
-        <w:rPr>
-          <w:rFonts w:ascii="Times New Roman" w:hAnsi="Times New Roman" w:cs="Times New Roman"/>
-        </w:rPr>
-      </w:pPr>
-    </w:p>
-    <w:p>
-      <w:pPr>
-        <w:ind w:left="720"/>
-        <w:rPr>
-          <w:rFonts w:ascii="Times New Roman" w:hAnsi="Times New Roman" w:cs="Times New Roman"/>
-        </w:rPr>
-      </w:pPr>
-    </w:p>
-    <w:p>
-      <w:pPr>
-        <w:rPr>
-          <w:rFonts w:ascii="Times New Roman" w:hAnsi="Times New Roman" w:cs="Times New Roman"/>
-          <w:b/>
-          <w:bCs/>
-        </w:rPr>
-      </w:pPr>
-      <w:r>
-        <w:rPr>
-          <w:rFonts w:ascii="Times New Roman" w:hAnsi="Times New Roman" w:cs="Times New Roman"/>
-          <w:b/>
-          <w:bCs/>
+        <w:rPr>
+          <w:rFonts w:ascii="Times New Roman" w:hAnsi="Times New Roman" w:cs="Times New Roman"/>
+          <w:b/>
+          <w:bCs/>
+        </w:rPr>
+      </w:pPr>
+      <w:r>
+        <w:rPr>
+          <w:rFonts w:ascii="Times New Roman" w:hAnsi="Times New Roman" w:cs="Times New Roman"/>
+          <w:b/>
+          <w:bCs/>
+        </w:rPr>
+        <w:t>Interview Explanation</w:t>
+      </w:r>
+    </w:p>
+    <w:p>
+      <w:pPr>
+        <w:rPr>
+          <w:rFonts w:ascii="Times New Roman" w:hAnsi="Times New Roman" w:cs="Times New Roman"/>
+        </w:rPr>
+      </w:pPr>
+      <w:r>
+        <w:rPr>
+          <w:rFonts w:ascii="Times New Roman" w:hAnsi="Times New Roman" w:cs="Times New Roman"/>
         </w:rPr>
         <w:lastRenderedPageBreak/>
-        <w:t>Interview Explanation</w:t>
-      </w:r>
-    </w:p>
-    <w:p>
-      <w:pPr>
-        <w:rPr>
-          <w:rFonts w:ascii="Times New Roman" w:hAnsi="Times New Roman" w:cs="Times New Roman"/>
-        </w:rPr>
-      </w:pPr>
-      <w:r>
-        <w:rPr>
-          <w:rFonts w:ascii="Times New Roman" w:hAnsi="Times New Roman" w:cs="Times New Roman"/>
-        </w:rPr>
         <w:t>I used conditional rendering to display a modal when the user selects an expense. The modal pre-fills the existing expense details, allowing users to edit them efficiently while staying on the same page.</w:t>
       </w:r>
     </w:p>
@@ -3943,16 +3909,7 @@
           <w:bCs/>
           <w:color w:val="4472C4" w:themeColor="accent1"/>
         </w:rPr>
-        <w:t xml:space="preserve">16. </w:t>
-      </w:r>
-      <w:r>
-        <w:rPr>
-          <w:rFonts w:ascii="Times New Roman" w:hAnsi="Times New Roman" w:cs="Times New Roman"/>
-          <w:b/>
-          <w:bCs/>
-          <w:color w:val="4472C4" w:themeColor="accent1"/>
-        </w:rPr>
-        <w:t>Complete CRUD Operations</w:t>
+        <w:t>16. Complete CRUD Operations</w:t>
       </w:r>
     </w:p>
     <w:p>
@@ -4127,10 +4084,449 @@
       <w:pPr>
         <w:rPr>
           <w:rFonts w:ascii="Times New Roman" w:hAnsi="Times New Roman" w:cs="Times New Roman"/>
-          <w:b/>
-          <w:bCs/>
-        </w:rPr>
-      </w:pPr>
+        </w:rPr>
+      </w:pPr>
+      <w:r>
+        <w:rPr>
+          <w:rFonts w:ascii="Times New Roman" w:hAnsi="Times New Roman" w:cs="Times New Roman"/>
+        </w:rPr>
+        <w:t>---------------------------------------------------------------------------------------------------------------------------</w:t>
+      </w:r>
+    </w:p>
+    <w:p>
+      <w:pPr>
+        <w:rPr>
+          <w:rFonts w:ascii="Times New Roman" w:hAnsi="Times New Roman" w:cs="Times New Roman"/>
+          <w:b/>
+          <w:bCs/>
+        </w:rPr>
+      </w:pPr>
+      <w:r>
+        <w:rPr>
+          <w:rFonts w:ascii="Times New Roman" w:hAnsi="Times New Roman" w:cs="Times New Roman"/>
+          <w:b/>
+          <w:bCs/>
+        </w:rPr>
+        <w:t>Done with crud operations………..</w:t>
+      </w:r>
+    </w:p>
+    <w:p>
+      <w:pPr>
+        <w:rPr>
+          <w:rFonts w:ascii="Times New Roman" w:hAnsi="Times New Roman" w:cs="Times New Roman"/>
+          <w:b/>
+          <w:bCs/>
+        </w:rPr>
+      </w:pPr>
+      <w:r>
+        <w:rPr>
+          <w:rFonts w:ascii="Times New Roman" w:hAnsi="Times New Roman" w:cs="Times New Roman"/>
+          <w:b/>
+          <w:bCs/>
+        </w:rPr>
+        <w:t xml:space="preserve"> refining the project structure/archtiecture</w:t>
+      </w:r>
+    </w:p>
+    <w:p>
+      <w:pPr>
+        <w:rPr>
+          <w:rFonts w:ascii="Times New Roman" w:hAnsi="Times New Roman" w:cs="Times New Roman"/>
+          <w:b/>
+          <w:bCs/>
+        </w:rPr>
+      </w:pPr>
+      <w:r>
+        <w:rPr>
+          <w:rFonts w:ascii="Times New Roman" w:hAnsi="Times New Roman" w:cs="Times New Roman"/>
+          <w:b/>
+          <w:bCs/>
+        </w:rPr>
+        <w:t>Login</w:t>
+      </w:r>
+    </w:p>
+    <w:p>
+      <w:pPr>
+        <w:rPr>
+          <w:rFonts w:ascii="Times New Roman" w:hAnsi="Times New Roman" w:cs="Times New Roman"/>
+          <w:b/>
+          <w:bCs/>
+        </w:rPr>
+      </w:pPr>
+      <w:r>
+        <w:rPr>
+          <w:rFonts w:ascii="Times New Roman" w:hAnsi="Times New Roman" w:cs="Times New Roman"/>
+          <w:b/>
+          <w:bCs/>
+        </w:rPr>
+        <w:t xml:space="preserve">        ↓</w:t>
+      </w:r>
+    </w:p>
+    <w:p>
+      <w:pPr>
+        <w:rPr>
+          <w:rFonts w:ascii="Times New Roman" w:hAnsi="Times New Roman" w:cs="Times New Roman"/>
+          <w:b/>
+          <w:bCs/>
+        </w:rPr>
+      </w:pPr>
+      <w:r>
+        <w:rPr>
+          <w:rFonts w:ascii="Times New Roman" w:hAnsi="Times New Roman" w:cs="Times New Roman"/>
+          <w:b/>
+          <w:bCs/>
+        </w:rPr>
+        <w:t>Dashboard</w:t>
+      </w:r>
+    </w:p>
+    <w:p>
+      <w:pPr>
+        <w:rPr>
+          <w:rFonts w:ascii="Times New Roman" w:hAnsi="Times New Roman" w:cs="Times New Roman"/>
+          <w:b/>
+          <w:bCs/>
+        </w:rPr>
+      </w:pPr>
+      <w:r>
+        <w:rPr>
+          <w:rFonts w:ascii="Times New Roman" w:hAnsi="Times New Roman" w:cs="Times New Roman"/>
+          <w:b/>
+          <w:bCs/>
+        </w:rPr>
+        <w:t xml:space="preserve">        ↓</w:t>
+      </w:r>
+    </w:p>
+    <w:p>
+      <w:pPr>
+        <w:rPr>
+          <w:rFonts w:ascii="Times New Roman" w:hAnsi="Times New Roman" w:cs="Times New Roman"/>
+          <w:b/>
+          <w:bCs/>
+        </w:rPr>
+      </w:pPr>
+      <w:r>
+        <w:rPr>
+          <w:rFonts w:ascii="Times New Roman" w:hAnsi="Times New Roman" w:cs="Times New Roman"/>
+          <w:b/>
+          <w:bCs/>
+        </w:rPr>
+        <w:t>----------------------------</w:t>
+      </w:r>
+    </w:p>
+    <w:p>
+      <w:pPr>
+        <w:rPr>
+          <w:rFonts w:ascii="Times New Roman" w:hAnsi="Times New Roman" w:cs="Times New Roman"/>
+          <w:b/>
+          <w:bCs/>
+        </w:rPr>
+      </w:pPr>
+      <w:r>
+        <w:rPr>
+          <w:rFonts w:ascii="Times New Roman" w:hAnsi="Times New Roman" w:cs="Times New Roman"/>
+          <w:b/>
+          <w:bCs/>
+        </w:rPr>
+        <w:t xml:space="preserve">| Sidebar                  </w:t>
+      </w:r>
+    </w:p>
+    <w:p>
+      <w:pPr>
+        <w:rPr>
+          <w:rFonts w:ascii="Times New Roman" w:hAnsi="Times New Roman" w:cs="Times New Roman"/>
+          <w:b/>
+          <w:bCs/>
+        </w:rPr>
+      </w:pPr>
+      <w:r>
+        <w:rPr>
+          <w:rFonts w:ascii="Times New Roman" w:hAnsi="Times New Roman" w:cs="Times New Roman"/>
+          <w:b/>
+          <w:bCs/>
+        </w:rPr>
+        <w:t xml:space="preserve">|                          </w:t>
+      </w:r>
+    </w:p>
+    <w:p>
+      <w:pPr>
+        <w:rPr>
+          <w:rFonts w:ascii="Times New Roman" w:hAnsi="Times New Roman" w:cs="Times New Roman"/>
+          <w:b/>
+          <w:bCs/>
+        </w:rPr>
+      </w:pPr>
+      <w:r>
+        <w:rPr>
+          <w:rFonts w:ascii="Times New Roman" w:hAnsi="Times New Roman" w:cs="Times New Roman"/>
+          <w:b/>
+          <w:bCs/>
+        </w:rPr>
+        <w:t xml:space="preserve">| </w:t>
+      </w:r>
+      <w:r>
+        <w:rPr>
+          <w:rFonts w:ascii="Segoe UI Emoji" w:hAnsi="Segoe UI Emoji" w:cs="Segoe UI Emoji"/>
+          <w:b/>
+          <w:bCs/>
+        </w:rPr>
+        <w:t>🏠</w:t>
+      </w:r>
+      <w:r>
+        <w:rPr>
+          <w:rFonts w:ascii="Times New Roman" w:hAnsi="Times New Roman" w:cs="Times New Roman"/>
+          <w:b/>
+          <w:bCs/>
+        </w:rPr>
+        <w:t xml:space="preserve"> Dashboard             </w:t>
+      </w:r>
+    </w:p>
+    <w:p>
+      <w:pPr>
+        <w:rPr>
+          <w:rFonts w:ascii="Times New Roman" w:hAnsi="Times New Roman" w:cs="Times New Roman"/>
+          <w:b/>
+          <w:bCs/>
+        </w:rPr>
+      </w:pPr>
+      <w:r>
+        <w:rPr>
+          <w:rFonts w:ascii="Times New Roman" w:hAnsi="Times New Roman" w:cs="Times New Roman"/>
+          <w:b/>
+          <w:bCs/>
+        </w:rPr>
+        <w:t xml:space="preserve">| </w:t>
+      </w:r>
+      <w:r>
+        <w:rPr>
+          <w:rFonts w:ascii="Segoe UI Emoji" w:hAnsi="Segoe UI Emoji" w:cs="Segoe UI Emoji"/>
+          <w:b/>
+          <w:bCs/>
+        </w:rPr>
+        <w:t>💳</w:t>
+      </w:r>
+      <w:r>
+        <w:rPr>
+          <w:rFonts w:ascii="Times New Roman" w:hAnsi="Times New Roman" w:cs="Times New Roman"/>
+          <w:b/>
+          <w:bCs/>
+        </w:rPr>
+        <w:t xml:space="preserve"> Expenses             </w:t>
+      </w:r>
+    </w:p>
+    <w:p>
+      <w:pPr>
+        <w:rPr>
+          <w:rFonts w:ascii="Times New Roman" w:hAnsi="Times New Roman" w:cs="Times New Roman"/>
+          <w:b/>
+          <w:bCs/>
+        </w:rPr>
+      </w:pPr>
+      <w:r>
+        <w:rPr>
+          <w:rFonts w:ascii="Times New Roman" w:hAnsi="Times New Roman" w:cs="Times New Roman"/>
+          <w:b/>
+          <w:bCs/>
+        </w:rPr>
+        <w:t xml:space="preserve">| </w:t>
+      </w:r>
+      <w:r>
+        <w:rPr>
+          <w:rFonts w:ascii="Segoe UI Emoji" w:hAnsi="Segoe UI Emoji" w:cs="Segoe UI Emoji"/>
+          <w:b/>
+          <w:bCs/>
+        </w:rPr>
+        <w:t>📊</w:t>
+      </w:r>
+      <w:r>
+        <w:rPr>
+          <w:rFonts w:ascii="Times New Roman" w:hAnsi="Times New Roman" w:cs="Times New Roman"/>
+          <w:b/>
+          <w:bCs/>
+        </w:rPr>
+        <w:t xml:space="preserve"> Analytics            </w:t>
+      </w:r>
+    </w:p>
+    <w:p>
+      <w:pPr>
+        <w:rPr>
+          <w:rFonts w:ascii="Times New Roman" w:hAnsi="Times New Roman" w:cs="Times New Roman"/>
+          <w:b/>
+          <w:bCs/>
+        </w:rPr>
+      </w:pPr>
+      <w:r>
+        <w:rPr>
+          <w:rFonts w:ascii="Times New Roman" w:hAnsi="Times New Roman" w:cs="Times New Roman"/>
+          <w:b/>
+          <w:bCs/>
+        </w:rPr>
+        <w:t xml:space="preserve">| </w:t>
+      </w:r>
+      <w:r>
+        <w:rPr>
+          <w:rFonts w:ascii="Segoe UI Emoji" w:hAnsi="Segoe UI Emoji" w:cs="Segoe UI Emoji"/>
+          <w:b/>
+          <w:bCs/>
+        </w:rPr>
+        <w:t>💰</w:t>
+      </w:r>
+      <w:r>
+        <w:rPr>
+          <w:rFonts w:ascii="Times New Roman" w:hAnsi="Times New Roman" w:cs="Times New Roman"/>
+          <w:b/>
+          <w:bCs/>
+        </w:rPr>
+        <w:t xml:space="preserve"> Budget              </w:t>
+      </w:r>
+    </w:p>
+    <w:p>
+      <w:pPr>
+        <w:rPr>
+          <w:rFonts w:ascii="Times New Roman" w:hAnsi="Times New Roman" w:cs="Times New Roman"/>
+          <w:b/>
+          <w:bCs/>
+        </w:rPr>
+      </w:pPr>
+      <w:r>
+        <w:rPr>
+          <w:rFonts w:ascii="Times New Roman" w:hAnsi="Times New Roman" w:cs="Times New Roman"/>
+          <w:b/>
+          <w:bCs/>
+        </w:rPr>
+        <w:t xml:space="preserve">| </w:t>
+      </w:r>
+      <w:r>
+        <w:rPr>
+          <w:rFonts w:ascii="Segoe UI Emoji" w:hAnsi="Segoe UI Emoji" w:cs="Segoe UI Emoji"/>
+          <w:b/>
+          <w:bCs/>
+        </w:rPr>
+        <w:t>🤖</w:t>
+      </w:r>
+      <w:r>
+        <w:rPr>
+          <w:rFonts w:ascii="Times New Roman" w:hAnsi="Times New Roman" w:cs="Times New Roman"/>
+          <w:b/>
+          <w:bCs/>
+        </w:rPr>
+        <w:t xml:space="preserve"> AI Insights          </w:t>
+      </w:r>
+    </w:p>
+    <w:p>
+      <w:pPr>
+        <w:rPr>
+          <w:rFonts w:ascii="Times New Roman" w:hAnsi="Times New Roman" w:cs="Times New Roman"/>
+          <w:b/>
+          <w:bCs/>
+        </w:rPr>
+      </w:pPr>
+      <w:r>
+        <w:rPr>
+          <w:rFonts w:ascii="Times New Roman" w:hAnsi="Times New Roman" w:cs="Times New Roman"/>
+          <w:b/>
+          <w:bCs/>
+        </w:rPr>
+        <w:t xml:space="preserve">| </w:t>
+      </w:r>
+      <w:r>
+        <w:rPr>
+          <w:rFonts w:ascii="Segoe UI Emoji" w:hAnsi="Segoe UI Emoji" w:cs="Segoe UI Emoji"/>
+          <w:b/>
+          <w:bCs/>
+        </w:rPr>
+        <w:t>📄</w:t>
+      </w:r>
+      <w:r>
+        <w:rPr>
+          <w:rFonts w:ascii="Times New Roman" w:hAnsi="Times New Roman" w:cs="Times New Roman"/>
+          <w:b/>
+          <w:bCs/>
+        </w:rPr>
+        <w:t xml:space="preserve"> Reports              </w:t>
+      </w:r>
+    </w:p>
+    <w:p>
+      <w:pPr>
+        <w:rPr>
+          <w:rFonts w:ascii="Times New Roman" w:hAnsi="Times New Roman" w:cs="Times New Roman"/>
+          <w:b/>
+          <w:bCs/>
+        </w:rPr>
+      </w:pPr>
+      <w:r>
+        <w:rPr>
+          <w:rFonts w:ascii="Times New Roman" w:hAnsi="Times New Roman" w:cs="Times New Roman"/>
+          <w:b/>
+          <w:bCs/>
+        </w:rPr>
+        <w:t xml:space="preserve">| </w:t>
+      </w:r>
+      <w:r>
+        <w:rPr>
+          <w:rFonts w:ascii="Segoe UI Emoji" w:hAnsi="Segoe UI Emoji" w:cs="Segoe UI Emoji"/>
+          <w:b/>
+          <w:bCs/>
+        </w:rPr>
+        <w:t>👤</w:t>
+      </w:r>
+      <w:r>
+        <w:rPr>
+          <w:rFonts w:ascii="Times New Roman" w:hAnsi="Times New Roman" w:cs="Times New Roman"/>
+          <w:b/>
+          <w:bCs/>
+        </w:rPr>
+        <w:t xml:space="preserve"> Profile              </w:t>
+      </w:r>
+    </w:p>
+    <w:p>
+      <w:pPr>
+        <w:rPr>
+          <w:rFonts w:ascii="Times New Roman" w:hAnsi="Times New Roman" w:cs="Times New Roman"/>
+          <w:b/>
+          <w:bCs/>
+        </w:rPr>
+      </w:pPr>
+      <w:r>
+        <w:rPr>
+          <w:rFonts w:ascii="Times New Roman" w:hAnsi="Times New Roman" w:cs="Times New Roman"/>
+          <w:b/>
+          <w:bCs/>
+        </w:rPr>
+        <w:t xml:space="preserve">| </w:t>
+      </w:r>
+      <w:r>
+        <w:rPr>
+          <w:rFonts w:ascii="Segoe UI Emoji" w:hAnsi="Segoe UI Emoji" w:cs="Segoe UI Emoji"/>
+          <w:b/>
+          <w:bCs/>
+        </w:rPr>
+        <w:t>🚪</w:t>
+      </w:r>
+      <w:r>
+        <w:rPr>
+          <w:rFonts w:ascii="Times New Roman" w:hAnsi="Times New Roman" w:cs="Times New Roman"/>
+          <w:b/>
+          <w:bCs/>
+        </w:rPr>
+        <w:t xml:space="preserve"> Logout               </w:t>
+      </w:r>
+    </w:p>
+    <w:p>
+      <w:pPr>
+        <w:rPr>
+          <w:rFonts w:ascii="Times New Roman" w:hAnsi="Times New Roman" w:cs="Times New Roman"/>
+          <w:b/>
+          <w:bCs/>
+        </w:rPr>
+      </w:pPr>
+      <w:r>
+        <w:rPr>
+          <w:rFonts w:ascii="Times New Roman" w:hAnsi="Times New Roman" w:cs="Times New Roman"/>
+          <w:b/>
+          <w:bCs/>
+        </w:rPr>
+        <w:lastRenderedPageBreak/>
+        <w:t>----------------------------</w:t>
+      </w:r>
     </w:p>
     <w:p>
       <w:pPr>
@@ -10989,6 +11385,7 @@
   <w:style w:type="character" w:default="1" w:styleId="DefaultParagraphFont">
     <w:name w:val="Default Paragraph Font"/>
     <w:uiPriority w:val="1"/>
+    <w:semiHidden/>
     <w:unhideWhenUsed/>
   </w:style>
   <w:style w:type="table" w:default="1" w:styleId="TableNormal">

--- a/project_details.docx
+++ b/project_details.docx
@@ -4525,8 +4525,1467 @@
           <w:bCs/>
         </w:rPr>
         <w:lastRenderedPageBreak/>
-        <w:t>----------------------------</w:t>
-      </w:r>
+        <w:t>SpendWise – Phase 2 (Architecture Refactoring)</w:t>
+      </w:r>
+    </w:p>
+    <w:p>
+      <w:pPr>
+        <w:rPr>
+          <w:rFonts w:ascii="Times New Roman" w:hAnsi="Times New Roman" w:cs="Times New Roman"/>
+          <w:b/>
+          <w:bCs/>
+        </w:rPr>
+      </w:pPr>
+      <w:r>
+        <w:rPr>
+          <w:rFonts w:ascii="Times New Roman" w:hAnsi="Times New Roman" w:cs="Times New Roman"/>
+          <w:b/>
+          <w:bCs/>
+        </w:rPr>
+        <w:t>Objective</w:t>
+      </w:r>
+    </w:p>
+    <w:p>
+      <w:pPr>
+        <w:rPr>
+          <w:rFonts w:ascii="Times New Roman" w:hAnsi="Times New Roman" w:cs="Times New Roman"/>
+        </w:rPr>
+      </w:pPr>
+      <w:r>
+        <w:rPr>
+          <w:rFonts w:ascii="Times New Roman" w:hAnsi="Times New Roman" w:cs="Times New Roman"/>
+        </w:rPr>
+        <w:t>Refactored the application from a single-page dashboard into a scalable multi-page React application using React Router DOM and reusable components.</w:t>
+      </w:r>
+    </w:p>
+    <w:p>
+      <w:pPr>
+        <w:rPr>
+          <w:rFonts w:ascii="Times New Roman" w:hAnsi="Times New Roman" w:cs="Times New Roman"/>
+        </w:rPr>
+      </w:pPr>
+    </w:p>
+    <w:p>
+      <w:pPr>
+        <w:rPr>
+          <w:rFonts w:ascii="Times New Roman" w:hAnsi="Times New Roman" w:cs="Times New Roman"/>
+          <w:b/>
+          <w:bCs/>
+        </w:rPr>
+      </w:pPr>
+      <w:r>
+        <w:rPr>
+          <w:rFonts w:ascii="Times New Roman" w:hAnsi="Times New Roman" w:cs="Times New Roman"/>
+          <w:b/>
+          <w:bCs/>
+        </w:rPr>
+        <w:t>Features Implemented</w:t>
+      </w:r>
+    </w:p>
+    <w:p>
+      <w:pPr>
+        <w:rPr>
+          <w:rFonts w:ascii="Times New Roman" w:hAnsi="Times New Roman" w:cs="Times New Roman"/>
+          <w:b/>
+          <w:bCs/>
+        </w:rPr>
+      </w:pPr>
+      <w:r>
+        <w:rPr>
+          <w:rFonts w:ascii="Times New Roman" w:hAnsi="Times New Roman" w:cs="Times New Roman"/>
+          <w:b/>
+          <w:bCs/>
+        </w:rPr>
+        <w:t>1. React Router DOM Integration</w:t>
+      </w:r>
+    </w:p>
+    <w:p>
+      <w:pPr>
+        <w:numPr>
+          <w:ilvl w:val="0"/>
+          <w:numId w:val="41"/>
+        </w:numPr>
+        <w:rPr>
+          <w:rFonts w:ascii="Times New Roman" w:hAnsi="Times New Roman" w:cs="Times New Roman"/>
+        </w:rPr>
+      </w:pPr>
+      <w:r>
+        <w:rPr>
+          <w:rFonts w:ascii="Times New Roman" w:hAnsi="Times New Roman" w:cs="Times New Roman"/>
+        </w:rPr>
+        <w:t xml:space="preserve">Installed and configured react-router-dom. </w:t>
+      </w:r>
+    </w:p>
+    <w:p>
+      <w:pPr>
+        <w:numPr>
+          <w:ilvl w:val="0"/>
+          <w:numId w:val="41"/>
+        </w:numPr>
+        <w:rPr>
+          <w:rFonts w:ascii="Times New Roman" w:hAnsi="Times New Roman" w:cs="Times New Roman"/>
+        </w:rPr>
+      </w:pPr>
+      <w:r>
+        <w:rPr>
+          <w:rFonts w:ascii="Times New Roman" w:hAnsi="Times New Roman" w:cs="Times New Roman"/>
+        </w:rPr>
+        <w:t xml:space="preserve">Created multiple routes for different application pages. </w:t>
+      </w:r>
+    </w:p>
+    <w:p>
+      <w:pPr>
+        <w:numPr>
+          <w:ilvl w:val="0"/>
+          <w:numId w:val="41"/>
+        </w:numPr>
+        <w:rPr>
+          <w:rFonts w:ascii="Times New Roman" w:hAnsi="Times New Roman" w:cs="Times New Roman"/>
+        </w:rPr>
+      </w:pPr>
+      <w:r>
+        <w:rPr>
+          <w:rFonts w:ascii="Times New Roman" w:hAnsi="Times New Roman" w:cs="Times New Roman"/>
+        </w:rPr>
+        <w:t>Implemented client-side routing without page reloads.</w:t>
+      </w:r>
+    </w:p>
+    <w:p>
+      <w:pPr>
+        <w:rPr>
+          <w:rFonts w:ascii="Times New Roman" w:hAnsi="Times New Roman" w:cs="Times New Roman"/>
+          <w:b/>
+          <w:bCs/>
+        </w:rPr>
+      </w:pPr>
+      <w:r>
+        <w:rPr>
+          <w:rFonts w:ascii="Times New Roman" w:hAnsi="Times New Roman" w:cs="Times New Roman"/>
+          <w:b/>
+          <w:bCs/>
+        </w:rPr>
+        <w:t xml:space="preserve">2. </w:t>
+      </w:r>
+      <w:r>
+        <w:rPr>
+          <w:rFonts w:ascii="Times New Roman" w:hAnsi="Times New Roman" w:cs="Times New Roman"/>
+          <w:b/>
+          <w:bCs/>
+        </w:rPr>
+        <w:t>Main Layout</w:t>
+      </w:r>
+    </w:p>
+    <w:p>
+      <w:pPr>
+        <w:rPr>
+          <w:rFonts w:ascii="Times New Roman" w:hAnsi="Times New Roman" w:cs="Times New Roman"/>
+        </w:rPr>
+      </w:pPr>
+      <w:r>
+        <w:rPr>
+          <w:rFonts w:ascii="Times New Roman" w:hAnsi="Times New Roman" w:cs="Times New Roman"/>
+        </w:rPr>
+        <w:t xml:space="preserve">Created a reusable </w:t>
+      </w:r>
+      <w:r>
+        <w:rPr>
+          <w:rFonts w:ascii="Times New Roman" w:hAnsi="Times New Roman" w:cs="Times New Roman"/>
+          <w:b/>
+          <w:bCs/>
+        </w:rPr>
+        <w:t>MainLayout</w:t>
+      </w:r>
+      <w:r>
+        <w:rPr>
+          <w:rFonts w:ascii="Times New Roman" w:hAnsi="Times New Roman" w:cs="Times New Roman"/>
+        </w:rPr>
+        <w:t xml:space="preserve"> consisting of:</w:t>
+      </w:r>
+    </w:p>
+    <w:p>
+      <w:pPr>
+        <w:numPr>
+          <w:ilvl w:val="0"/>
+          <w:numId w:val="42"/>
+        </w:numPr>
+        <w:rPr>
+          <w:rFonts w:ascii="Times New Roman" w:hAnsi="Times New Roman" w:cs="Times New Roman"/>
+        </w:rPr>
+      </w:pPr>
+      <w:r>
+        <w:rPr>
+          <w:rFonts w:ascii="Times New Roman" w:hAnsi="Times New Roman" w:cs="Times New Roman"/>
+        </w:rPr>
+        <w:t xml:space="preserve">Sidebar </w:t>
+      </w:r>
+    </w:p>
+    <w:p>
+      <w:pPr>
+        <w:numPr>
+          <w:ilvl w:val="0"/>
+          <w:numId w:val="42"/>
+        </w:numPr>
+        <w:rPr>
+          <w:rFonts w:ascii="Times New Roman" w:hAnsi="Times New Roman" w:cs="Times New Roman"/>
+        </w:rPr>
+      </w:pPr>
+      <w:r>
+        <w:rPr>
+          <w:rFonts w:ascii="Times New Roman" w:hAnsi="Times New Roman" w:cs="Times New Roman"/>
+        </w:rPr>
+        <w:t xml:space="preserve">Navbar </w:t>
+      </w:r>
+    </w:p>
+    <w:p>
+      <w:pPr>
+        <w:numPr>
+          <w:ilvl w:val="0"/>
+          <w:numId w:val="42"/>
+        </w:numPr>
+        <w:rPr>
+          <w:rFonts w:ascii="Times New Roman" w:hAnsi="Times New Roman" w:cs="Times New Roman"/>
+        </w:rPr>
+      </w:pPr>
+      <w:r>
+        <w:rPr>
+          <w:rFonts w:ascii="Times New Roman" w:hAnsi="Times New Roman" w:cs="Times New Roman"/>
+        </w:rPr>
+        <w:t xml:space="preserve">&lt;Outlet /&gt; </w:t>
+      </w:r>
+    </w:p>
+    <w:p>
+      <w:pPr>
+        <w:rPr>
+          <w:rFonts w:ascii="Times New Roman" w:hAnsi="Times New Roman" w:cs="Times New Roman"/>
+        </w:rPr>
+      </w:pPr>
+      <w:r>
+        <w:rPr>
+          <w:rFonts w:ascii="Times New Roman" w:hAnsi="Times New Roman" w:cs="Times New Roman"/>
+        </w:rPr>
+        <w:t>The Sidebar and Navbar remain constant across all pages, while &lt;Outlet /&gt; dynamically renders the selected page, avoiding code duplication.</w:t>
+      </w:r>
+    </w:p>
+    <w:p>
+      <w:pPr>
+        <w:rPr>
+          <w:rFonts w:ascii="Times New Roman" w:hAnsi="Times New Roman" w:cs="Times New Roman"/>
+          <w:b/>
+          <w:bCs/>
+        </w:rPr>
+      </w:pPr>
+      <w:r>
+        <w:rPr>
+          <w:rFonts w:ascii="Times New Roman" w:hAnsi="Times New Roman" w:cs="Times New Roman"/>
+          <w:b/>
+          <w:bCs/>
+        </w:rPr>
+        <w:t xml:space="preserve">3. </w:t>
+      </w:r>
+      <w:r>
+        <w:rPr>
+          <w:rFonts w:ascii="Times New Roman" w:hAnsi="Times New Roman" w:cs="Times New Roman"/>
+          <w:b/>
+          <w:bCs/>
+        </w:rPr>
+        <w:t>Multi-Page Application Structure</w:t>
+      </w:r>
+    </w:p>
+    <w:p>
+      <w:pPr>
+        <w:rPr>
+          <w:rFonts w:ascii="Times New Roman" w:hAnsi="Times New Roman" w:cs="Times New Roman"/>
+        </w:rPr>
+      </w:pPr>
+      <w:r>
+        <w:rPr>
+          <w:rFonts w:ascii="Times New Roman" w:hAnsi="Times New Roman" w:cs="Times New Roman"/>
+          <w:b/>
+          <w:bCs/>
+        </w:rPr>
+        <w:t>Created Pages:</w:t>
+      </w:r>
+    </w:p>
+    <w:p>
+      <w:pPr>
+        <w:numPr>
+          <w:ilvl w:val="0"/>
+          <w:numId w:val="43"/>
+        </w:numPr>
+        <w:rPr>
+          <w:rFonts w:ascii="Times New Roman" w:hAnsi="Times New Roman" w:cs="Times New Roman"/>
+        </w:rPr>
+      </w:pPr>
+      <w:r>
+        <w:rPr>
+          <w:rFonts w:ascii="Times New Roman" w:hAnsi="Times New Roman" w:cs="Times New Roman"/>
+        </w:rPr>
+        <w:t xml:space="preserve">Dashboard </w:t>
+      </w:r>
+    </w:p>
+    <w:p>
+      <w:pPr>
+        <w:numPr>
+          <w:ilvl w:val="0"/>
+          <w:numId w:val="43"/>
+        </w:numPr>
+        <w:rPr>
+          <w:rFonts w:ascii="Times New Roman" w:hAnsi="Times New Roman" w:cs="Times New Roman"/>
+        </w:rPr>
+      </w:pPr>
+      <w:r>
+        <w:rPr>
+          <w:rFonts w:ascii="Times New Roman" w:hAnsi="Times New Roman" w:cs="Times New Roman"/>
+        </w:rPr>
+        <w:t xml:space="preserve">Expenses </w:t>
+      </w:r>
+    </w:p>
+    <w:p>
+      <w:pPr>
+        <w:numPr>
+          <w:ilvl w:val="0"/>
+          <w:numId w:val="43"/>
+        </w:numPr>
+        <w:rPr>
+          <w:rFonts w:ascii="Times New Roman" w:hAnsi="Times New Roman" w:cs="Times New Roman"/>
+        </w:rPr>
+      </w:pPr>
+      <w:r>
+        <w:rPr>
+          <w:rFonts w:ascii="Times New Roman" w:hAnsi="Times New Roman" w:cs="Times New Roman"/>
+        </w:rPr>
+        <w:t xml:space="preserve">Analytics </w:t>
+      </w:r>
+    </w:p>
+    <w:p>
+      <w:pPr>
+        <w:numPr>
+          <w:ilvl w:val="0"/>
+          <w:numId w:val="43"/>
+        </w:numPr>
+        <w:rPr>
+          <w:rFonts w:ascii="Times New Roman" w:hAnsi="Times New Roman" w:cs="Times New Roman"/>
+        </w:rPr>
+      </w:pPr>
+      <w:r>
+        <w:rPr>
+          <w:rFonts w:ascii="Times New Roman" w:hAnsi="Times New Roman" w:cs="Times New Roman"/>
+        </w:rPr>
+        <w:t xml:space="preserve">Budget </w:t>
+      </w:r>
+    </w:p>
+    <w:p>
+      <w:pPr>
+        <w:numPr>
+          <w:ilvl w:val="0"/>
+          <w:numId w:val="43"/>
+        </w:numPr>
+        <w:rPr>
+          <w:rFonts w:ascii="Times New Roman" w:hAnsi="Times New Roman" w:cs="Times New Roman"/>
+        </w:rPr>
+      </w:pPr>
+      <w:r>
+        <w:rPr>
+          <w:rFonts w:ascii="Times New Roman" w:hAnsi="Times New Roman" w:cs="Times New Roman"/>
+        </w:rPr>
+        <w:t xml:space="preserve">Reports </w:t>
+      </w:r>
+    </w:p>
+    <w:p>
+      <w:pPr>
+        <w:numPr>
+          <w:ilvl w:val="0"/>
+          <w:numId w:val="43"/>
+        </w:numPr>
+        <w:rPr>
+          <w:rFonts w:ascii="Times New Roman" w:hAnsi="Times New Roman" w:cs="Times New Roman"/>
+        </w:rPr>
+      </w:pPr>
+      <w:r>
+        <w:rPr>
+          <w:rFonts w:ascii="Times New Roman" w:hAnsi="Times New Roman" w:cs="Times New Roman"/>
+        </w:rPr>
+        <w:t xml:space="preserve">Profile </w:t>
+      </w:r>
+    </w:p>
+    <w:p>
+      <w:pPr>
+        <w:rPr>
+          <w:rFonts w:ascii="Times New Roman" w:hAnsi="Times New Roman" w:cs="Times New Roman"/>
+        </w:rPr>
+      </w:pPr>
+      <w:r>
+        <w:rPr>
+          <w:rFonts w:ascii="Times New Roman" w:hAnsi="Times New Roman" w:cs="Times New Roman"/>
+          <w:b/>
+          <w:bCs/>
+        </w:rPr>
+        <w:t>Why?</w:t>
+      </w:r>
+      <w:r>
+        <w:rPr>
+          <w:rFonts w:ascii="Times New Roman" w:hAnsi="Times New Roman" w:cs="Times New Roman"/>
+        </w:rPr>
+        <w:br/>
+        <w:t>Instead of displaying every feature on one page, each feature has its own dedicated page, improving readability, maintainability, and user experience.</w:t>
+      </w:r>
+    </w:p>
+    <w:p>
+      <w:pPr>
+        <w:rPr>
+          <w:rFonts w:ascii="Times New Roman" w:hAnsi="Times New Roman" w:cs="Times New Roman"/>
+          <w:b/>
+          <w:bCs/>
+        </w:rPr>
+      </w:pPr>
+      <w:r>
+        <w:rPr>
+          <w:rFonts w:ascii="Times New Roman" w:hAnsi="Times New Roman" w:cs="Times New Roman"/>
+          <w:b/>
+          <w:bCs/>
+        </w:rPr>
+        <w:t>4. Sidebar Navigation</w:t>
+      </w:r>
+    </w:p>
+    <w:p>
+      <w:pPr>
+        <w:rPr>
+          <w:rFonts w:ascii="Times New Roman" w:hAnsi="Times New Roman" w:cs="Times New Roman"/>
+        </w:rPr>
+      </w:pPr>
+      <w:r>
+        <w:rPr>
+          <w:rFonts w:ascii="Times New Roman" w:hAnsi="Times New Roman" w:cs="Times New Roman"/>
+          <w:b/>
+          <w:bCs/>
+        </w:rPr>
+        <w:t>What I implemented:</w:t>
+      </w:r>
+      <w:r>
+        <w:rPr>
+          <w:rFonts w:ascii="Times New Roman" w:hAnsi="Times New Roman" w:cs="Times New Roman"/>
+        </w:rPr>
+        <w:br/>
+        <w:t>Used NavLink to navigate between pages.</w:t>
+      </w:r>
+    </w:p>
+    <w:p>
+      <w:pPr>
+        <w:rPr>
+          <w:rFonts w:ascii="Times New Roman" w:hAnsi="Times New Roman" w:cs="Times New Roman"/>
+        </w:rPr>
+      </w:pPr>
+      <w:r>
+        <w:rPr>
+          <w:rFonts w:ascii="Times New Roman" w:hAnsi="Times New Roman" w:cs="Times New Roman"/>
+          <w:b/>
+          <w:bCs/>
+        </w:rPr>
+        <w:t>Why?</w:t>
+      </w:r>
+      <w:r>
+        <w:rPr>
+          <w:rFonts w:ascii="Times New Roman" w:hAnsi="Times New Roman" w:cs="Times New Roman"/>
+        </w:rPr>
+        <w:br/>
+        <w:t>Provides a consistent navigation experience and makes the application easier to use.</w:t>
+      </w:r>
+    </w:p>
+    <w:p>
+      <w:pPr>
+        <w:rPr>
+          <w:rFonts w:ascii="Times New Roman" w:hAnsi="Times New Roman" w:cs="Times New Roman"/>
+        </w:rPr>
+      </w:pPr>
+    </w:p>
+    <w:p>
+      <w:pPr>
+        <w:rPr>
+          <w:rFonts w:ascii="Times New Roman" w:hAnsi="Times New Roman" w:cs="Times New Roman"/>
+          <w:b/>
+          <w:bCs/>
+        </w:rPr>
+      </w:pPr>
+      <w:r>
+        <w:rPr>
+          <w:rFonts w:ascii="Times New Roman" w:hAnsi="Times New Roman" w:cs="Times New Roman"/>
+          <w:b/>
+          <w:bCs/>
+        </w:rPr>
+        <w:lastRenderedPageBreak/>
+        <w:t>5. Expense Module Refactoring</w:t>
+      </w:r>
+    </w:p>
+    <w:p>
+      <w:pPr>
+        <w:rPr>
+          <w:rFonts w:ascii="Times New Roman" w:hAnsi="Times New Roman" w:cs="Times New Roman"/>
+        </w:rPr>
+      </w:pPr>
+      <w:r>
+        <w:rPr>
+          <w:rFonts w:ascii="Times New Roman" w:hAnsi="Times New Roman" w:cs="Times New Roman"/>
+          <w:b/>
+          <w:bCs/>
+        </w:rPr>
+        <w:t>What I implemented:</w:t>
+      </w:r>
+      <w:r>
+        <w:rPr>
+          <w:rFonts w:ascii="Times New Roman" w:hAnsi="Times New Roman" w:cs="Times New Roman"/>
+        </w:rPr>
+        <w:br/>
+        <w:t xml:space="preserve">Moved all expense-related functionality from Dashboard to the dedicated </w:t>
+      </w:r>
+      <w:r>
+        <w:rPr>
+          <w:rFonts w:ascii="Times New Roman" w:hAnsi="Times New Roman" w:cs="Times New Roman"/>
+          <w:b/>
+          <w:bCs/>
+        </w:rPr>
+        <w:t>Expenses</w:t>
+      </w:r>
+      <w:r>
+        <w:rPr>
+          <w:rFonts w:ascii="Times New Roman" w:hAnsi="Times New Roman" w:cs="Times New Roman"/>
+        </w:rPr>
+        <w:t xml:space="preserve"> page.</w:t>
+      </w:r>
+    </w:p>
+    <w:p>
+      <w:pPr>
+        <w:rPr>
+          <w:rFonts w:ascii="Times New Roman" w:hAnsi="Times New Roman" w:cs="Times New Roman"/>
+        </w:rPr>
+      </w:pPr>
+      <w:r>
+        <w:rPr>
+          <w:rFonts w:ascii="Times New Roman" w:hAnsi="Times New Roman" w:cs="Times New Roman"/>
+        </w:rPr>
+        <w:t>Included:</w:t>
+      </w:r>
+    </w:p>
+    <w:p>
+      <w:pPr>
+        <w:numPr>
+          <w:ilvl w:val="0"/>
+          <w:numId w:val="45"/>
+        </w:numPr>
+        <w:rPr>
+          <w:rFonts w:ascii="Times New Roman" w:hAnsi="Times New Roman" w:cs="Times New Roman"/>
+        </w:rPr>
+      </w:pPr>
+      <w:r>
+        <w:rPr>
+          <w:rFonts w:ascii="Times New Roman" w:hAnsi="Times New Roman" w:cs="Times New Roman"/>
+        </w:rPr>
+        <w:t xml:space="preserve">ExpenseForm </w:t>
+      </w:r>
+    </w:p>
+    <w:p>
+      <w:pPr>
+        <w:numPr>
+          <w:ilvl w:val="0"/>
+          <w:numId w:val="45"/>
+        </w:numPr>
+        <w:rPr>
+          <w:rFonts w:ascii="Times New Roman" w:hAnsi="Times New Roman" w:cs="Times New Roman"/>
+        </w:rPr>
+      </w:pPr>
+      <w:r>
+        <w:rPr>
+          <w:rFonts w:ascii="Times New Roman" w:hAnsi="Times New Roman" w:cs="Times New Roman"/>
+        </w:rPr>
+        <w:t xml:space="preserve">ExpenseList </w:t>
+      </w:r>
+    </w:p>
+    <w:p>
+      <w:pPr>
+        <w:numPr>
+          <w:ilvl w:val="0"/>
+          <w:numId w:val="45"/>
+        </w:numPr>
+        <w:rPr>
+          <w:rFonts w:ascii="Times New Roman" w:hAnsi="Times New Roman" w:cs="Times New Roman"/>
+        </w:rPr>
+      </w:pPr>
+      <w:r>
+        <w:rPr>
+          <w:rFonts w:ascii="Times New Roman" w:hAnsi="Times New Roman" w:cs="Times New Roman"/>
+        </w:rPr>
+        <w:t xml:space="preserve">Search </w:t>
+      </w:r>
+    </w:p>
+    <w:p>
+      <w:pPr>
+        <w:numPr>
+          <w:ilvl w:val="0"/>
+          <w:numId w:val="45"/>
+        </w:numPr>
+        <w:rPr>
+          <w:rFonts w:ascii="Times New Roman" w:hAnsi="Times New Roman" w:cs="Times New Roman"/>
+        </w:rPr>
+      </w:pPr>
+      <w:r>
+        <w:rPr>
+          <w:rFonts w:ascii="Times New Roman" w:hAnsi="Times New Roman" w:cs="Times New Roman"/>
+        </w:rPr>
+        <w:t xml:space="preserve">Category Filter </w:t>
+      </w:r>
+    </w:p>
+    <w:p>
+      <w:pPr>
+        <w:numPr>
+          <w:ilvl w:val="0"/>
+          <w:numId w:val="45"/>
+        </w:numPr>
+        <w:rPr>
+          <w:rFonts w:ascii="Times New Roman" w:hAnsi="Times New Roman" w:cs="Times New Roman"/>
+        </w:rPr>
+      </w:pPr>
+      <w:r>
+        <w:rPr>
+          <w:rFonts w:ascii="Times New Roman" w:hAnsi="Times New Roman" w:cs="Times New Roman"/>
+        </w:rPr>
+        <w:t xml:space="preserve">CRUD Operations </w:t>
+      </w:r>
+    </w:p>
+    <w:p>
+      <w:pPr>
+        <w:rPr>
+          <w:rFonts w:ascii="Times New Roman" w:hAnsi="Times New Roman" w:cs="Times New Roman"/>
+        </w:rPr>
+      </w:pPr>
+      <w:r>
+        <w:rPr>
+          <w:rFonts w:ascii="Times New Roman" w:hAnsi="Times New Roman" w:cs="Times New Roman"/>
+          <w:b/>
+          <w:bCs/>
+        </w:rPr>
+        <w:t>Why?</w:t>
+      </w:r>
+      <w:r>
+        <w:rPr>
+          <w:rFonts w:ascii="Times New Roman" w:hAnsi="Times New Roman" w:cs="Times New Roman"/>
+        </w:rPr>
+        <w:br/>
+        <w:t>Groups related functionality together, making the code modular and easier to maintain.</w:t>
+      </w:r>
+    </w:p>
+    <w:p>
+      <w:pPr>
+        <w:rPr>
+          <w:rFonts w:ascii="Times New Roman" w:hAnsi="Times New Roman" w:cs="Times New Roman"/>
+          <w:b/>
+          <w:bCs/>
+        </w:rPr>
+      </w:pPr>
+      <w:r>
+        <w:rPr>
+          <w:rFonts w:ascii="Times New Roman" w:hAnsi="Times New Roman" w:cs="Times New Roman"/>
+          <w:b/>
+          <w:bCs/>
+        </w:rPr>
+        <w:t>6. Dashboard Refactoring</w:t>
+      </w:r>
+    </w:p>
+    <w:p>
+      <w:pPr>
+        <w:rPr>
+          <w:rFonts w:ascii="Times New Roman" w:hAnsi="Times New Roman" w:cs="Times New Roman"/>
+        </w:rPr>
+      </w:pPr>
+      <w:r>
+        <w:rPr>
+          <w:rFonts w:ascii="Times New Roman" w:hAnsi="Times New Roman" w:cs="Times New Roman"/>
+          <w:b/>
+          <w:bCs/>
+        </w:rPr>
+        <w:t>Dashboard now contains only:</w:t>
+      </w:r>
+    </w:p>
+    <w:p>
+      <w:pPr>
+        <w:numPr>
+          <w:ilvl w:val="0"/>
+          <w:numId w:val="46"/>
+        </w:numPr>
+        <w:rPr>
+          <w:rFonts w:ascii="Times New Roman" w:hAnsi="Times New Roman" w:cs="Times New Roman"/>
+        </w:rPr>
+      </w:pPr>
+      <w:r>
+        <w:rPr>
+          <w:rFonts w:ascii="Times New Roman" w:hAnsi="Times New Roman" w:cs="Times New Roman"/>
+        </w:rPr>
+        <w:t xml:space="preserve">Expense Summary Cards </w:t>
+      </w:r>
+    </w:p>
+    <w:p>
+      <w:pPr>
+        <w:numPr>
+          <w:ilvl w:val="0"/>
+          <w:numId w:val="46"/>
+        </w:numPr>
+        <w:rPr>
+          <w:rFonts w:ascii="Times New Roman" w:hAnsi="Times New Roman" w:cs="Times New Roman"/>
+        </w:rPr>
+      </w:pPr>
+      <w:r>
+        <w:rPr>
+          <w:rFonts w:ascii="Times New Roman" w:hAnsi="Times New Roman" w:cs="Times New Roman"/>
+        </w:rPr>
+        <w:t xml:space="preserve">Analytics </w:t>
+      </w:r>
+    </w:p>
+    <w:p>
+      <w:pPr>
+        <w:numPr>
+          <w:ilvl w:val="0"/>
+          <w:numId w:val="46"/>
+        </w:numPr>
+        <w:rPr>
+          <w:rFonts w:ascii="Times New Roman" w:hAnsi="Times New Roman" w:cs="Times New Roman"/>
+        </w:rPr>
+      </w:pPr>
+      <w:r>
+        <w:rPr>
+          <w:rFonts w:ascii="Times New Roman" w:hAnsi="Times New Roman" w:cs="Times New Roman"/>
+        </w:rPr>
+        <w:t xml:space="preserve">Budget Overview </w:t>
+      </w:r>
+    </w:p>
+    <w:p>
+      <w:pPr>
+        <w:numPr>
+          <w:ilvl w:val="0"/>
+          <w:numId w:val="46"/>
+        </w:numPr>
+        <w:rPr>
+          <w:rFonts w:ascii="Times New Roman" w:hAnsi="Times New Roman" w:cs="Times New Roman"/>
+        </w:rPr>
+      </w:pPr>
+      <w:r>
+        <w:rPr>
+          <w:rFonts w:ascii="Times New Roman" w:hAnsi="Times New Roman" w:cs="Times New Roman"/>
+        </w:rPr>
+        <w:t xml:space="preserve">AI Insights </w:t>
+      </w:r>
+    </w:p>
+    <w:p>
+      <w:pPr>
+        <w:rPr>
+          <w:rFonts w:ascii="Times New Roman" w:hAnsi="Times New Roman" w:cs="Times New Roman"/>
+        </w:rPr>
+      </w:pPr>
+      <w:r>
+        <w:rPr>
+          <w:rFonts w:ascii="Times New Roman" w:hAnsi="Times New Roman" w:cs="Times New Roman"/>
+          <w:b/>
+          <w:bCs/>
+        </w:rPr>
+        <w:t>Why?</w:t>
+      </w:r>
+      <w:r>
+        <w:rPr>
+          <w:rFonts w:ascii="Times New Roman" w:hAnsi="Times New Roman" w:cs="Times New Roman"/>
+        </w:rPr>
+        <w:br/>
+        <w:t>The Dashboard acts as an overview page rather than containing every feature.</w:t>
+      </w:r>
+    </w:p>
+    <w:p>
+      <w:pPr>
+        <w:rPr>
+          <w:rFonts w:ascii="Times New Roman" w:hAnsi="Times New Roman" w:cs="Times New Roman"/>
+        </w:rPr>
+      </w:pPr>
+    </w:p>
+    <w:p>
+      <w:pPr>
+        <w:rPr>
+          <w:rFonts w:ascii="Times New Roman" w:hAnsi="Times New Roman" w:cs="Times New Roman"/>
+          <w:b/>
+          <w:bCs/>
+        </w:rPr>
+      </w:pPr>
+      <w:r>
+        <w:rPr>
+          <w:rFonts w:ascii="Times New Roman" w:hAnsi="Times New Roman" w:cs="Times New Roman"/>
+          <w:b/>
+          <w:bCs/>
+        </w:rPr>
+        <w:t xml:space="preserve">Phase </w:t>
+      </w:r>
+      <w:r>
+        <w:rPr>
+          <w:rFonts w:ascii="Times New Roman" w:hAnsi="Times New Roman" w:cs="Times New Roman"/>
+          <w:b/>
+          <w:bCs/>
+        </w:rPr>
+        <w:t>3</w:t>
+      </w:r>
+      <w:r>
+        <w:rPr>
+          <w:rFonts w:ascii="Times New Roman" w:hAnsi="Times New Roman" w:cs="Times New Roman"/>
+          <w:b/>
+          <w:bCs/>
+        </w:rPr>
+        <w:t xml:space="preserve"> – Authentication Enhancement &amp; Route Protection</w:t>
+      </w:r>
+    </w:p>
+    <w:p>
+      <w:pPr>
+        <w:rPr>
+          <w:rFonts w:ascii="Times New Roman" w:hAnsi="Times New Roman" w:cs="Times New Roman"/>
+          <w:b/>
+          <w:bCs/>
+        </w:rPr>
+      </w:pPr>
+      <w:r>
+        <w:rPr>
+          <w:rFonts w:ascii="Times New Roman" w:hAnsi="Times New Roman" w:cs="Times New Roman"/>
+          <w:b/>
+          <w:bCs/>
+        </w:rPr>
+        <w:t>1. Personalized Navbar</w:t>
+      </w:r>
+    </w:p>
+    <w:p>
+      <w:pPr>
+        <w:rPr>
+          <w:rFonts w:ascii="Times New Roman" w:hAnsi="Times New Roman" w:cs="Times New Roman"/>
+        </w:rPr>
+      </w:pPr>
+      <w:r>
+        <w:rPr>
+          <w:rFonts w:ascii="Times New Roman" w:hAnsi="Times New Roman" w:cs="Times New Roman"/>
+          <w:b/>
+          <w:bCs/>
+        </w:rPr>
+        <w:t>What I implemented:</w:t>
+      </w:r>
+    </w:p>
+    <w:p>
+      <w:pPr>
+        <w:numPr>
+          <w:ilvl w:val="0"/>
+          <w:numId w:val="47"/>
+        </w:numPr>
+        <w:rPr>
+          <w:rFonts w:ascii="Times New Roman" w:hAnsi="Times New Roman" w:cs="Times New Roman"/>
+        </w:rPr>
+      </w:pPr>
+      <w:r>
+        <w:rPr>
+          <w:rFonts w:ascii="Times New Roman" w:hAnsi="Times New Roman" w:cs="Times New Roman"/>
+        </w:rPr>
+        <w:t xml:space="preserve">Displayed a personalized greeting using the logged-in user's name. </w:t>
+      </w:r>
+    </w:p>
+    <w:p>
+      <w:pPr>
+        <w:numPr>
+          <w:ilvl w:val="0"/>
+          <w:numId w:val="47"/>
+        </w:numPr>
+        <w:rPr>
+          <w:rFonts w:ascii="Times New Roman" w:hAnsi="Times New Roman" w:cs="Times New Roman"/>
+        </w:rPr>
+      </w:pPr>
+      <w:r>
+        <w:rPr>
+          <w:rFonts w:ascii="Times New Roman" w:hAnsi="Times New Roman" w:cs="Times New Roman"/>
+        </w:rPr>
+        <w:t xml:space="preserve">Displayed the user's first initial as the profile avatar. </w:t>
+      </w:r>
+    </w:p>
+    <w:p>
+      <w:pPr>
+        <w:rPr>
+          <w:rFonts w:ascii="Times New Roman" w:hAnsi="Times New Roman" w:cs="Times New Roman"/>
+        </w:rPr>
+      </w:pPr>
+      <w:r>
+        <w:rPr>
+          <w:rFonts w:ascii="Times New Roman" w:hAnsi="Times New Roman" w:cs="Times New Roman"/>
+          <w:b/>
+          <w:bCs/>
+        </w:rPr>
+        <w:t>Why?</w:t>
+      </w:r>
+      <w:r>
+        <w:rPr>
+          <w:rFonts w:ascii="Times New Roman" w:hAnsi="Times New Roman" w:cs="Times New Roman"/>
+        </w:rPr>
+        <w:br/>
+        <w:t>Improves user experience by making the application personalized instead of using static text.</w:t>
+      </w:r>
+    </w:p>
+    <w:p>
+      <w:pPr>
+        <w:rPr>
+          <w:rFonts w:ascii="Times New Roman" w:hAnsi="Times New Roman" w:cs="Times New Roman"/>
+        </w:rPr>
+      </w:pPr>
+    </w:p>
+    <w:p>
+      <w:pPr>
+        <w:rPr>
+          <w:rFonts w:ascii="Times New Roman" w:hAnsi="Times New Roman" w:cs="Times New Roman"/>
+          <w:b/>
+          <w:bCs/>
+        </w:rPr>
+      </w:pPr>
+      <w:r>
+        <w:rPr>
+          <w:rFonts w:ascii="Times New Roman" w:hAnsi="Times New Roman" w:cs="Times New Roman"/>
+          <w:b/>
+          <w:bCs/>
+        </w:rPr>
+        <w:t>2. Local Storage Management</w:t>
+      </w:r>
+    </w:p>
+    <w:p>
+      <w:pPr>
+        <w:rPr>
+          <w:rFonts w:ascii="Times New Roman" w:hAnsi="Times New Roman" w:cs="Times New Roman"/>
+        </w:rPr>
+      </w:pPr>
+      <w:r>
+        <w:rPr>
+          <w:rFonts w:ascii="Times New Roman" w:hAnsi="Times New Roman" w:cs="Times New Roman"/>
+          <w:b/>
+          <w:bCs/>
+        </w:rPr>
+        <w:t>What I implemented:</w:t>
+      </w:r>
+    </w:p>
+    <w:p>
+      <w:pPr>
+        <w:numPr>
+          <w:ilvl w:val="0"/>
+          <w:numId w:val="48"/>
+        </w:numPr>
+        <w:rPr>
+          <w:rFonts w:ascii="Times New Roman" w:hAnsi="Times New Roman" w:cs="Times New Roman"/>
+        </w:rPr>
+      </w:pPr>
+      <w:r>
+        <w:rPr>
+          <w:rFonts w:ascii="Times New Roman" w:hAnsi="Times New Roman" w:cs="Times New Roman"/>
+        </w:rPr>
+        <w:t xml:space="preserve">Stored JWT token after successful login. </w:t>
+      </w:r>
+    </w:p>
+    <w:p>
+      <w:pPr>
+        <w:numPr>
+          <w:ilvl w:val="0"/>
+          <w:numId w:val="48"/>
+        </w:numPr>
+        <w:rPr>
+          <w:rFonts w:ascii="Times New Roman" w:hAnsi="Times New Roman" w:cs="Times New Roman"/>
+        </w:rPr>
+      </w:pPr>
+      <w:r>
+        <w:rPr>
+          <w:rFonts w:ascii="Times New Roman" w:hAnsi="Times New Roman" w:cs="Times New Roman"/>
+        </w:rPr>
+        <w:t xml:space="preserve">Stored logged-in user information (_id, name, email) in Local Storage. </w:t>
+      </w:r>
+    </w:p>
+    <w:p>
+      <w:pPr>
+        <w:rPr>
+          <w:rFonts w:ascii="Times New Roman" w:hAnsi="Times New Roman" w:cs="Times New Roman"/>
+        </w:rPr>
+      </w:pPr>
+      <w:r>
+        <w:rPr>
+          <w:rFonts w:ascii="Times New Roman" w:hAnsi="Times New Roman" w:cs="Times New Roman"/>
+          <w:b/>
+          <w:bCs/>
+        </w:rPr>
+        <w:lastRenderedPageBreak/>
+        <w:t>Why?</w:t>
+      </w:r>
+      <w:r>
+        <w:rPr>
+          <w:rFonts w:ascii="Times New Roman" w:hAnsi="Times New Roman" w:cs="Times New Roman"/>
+        </w:rPr>
+        <w:br/>
+        <w:t>Allows user information to be accessed across different components without making repeated API requests.</w:t>
+      </w:r>
+    </w:p>
+    <w:p>
+      <w:pPr>
+        <w:rPr>
+          <w:rFonts w:ascii="Times New Roman" w:hAnsi="Times New Roman" w:cs="Times New Roman"/>
+        </w:rPr>
+      </w:pPr>
+    </w:p>
+    <w:p>
+      <w:pPr>
+        <w:rPr>
+          <w:rFonts w:ascii="Times New Roman" w:hAnsi="Times New Roman" w:cs="Times New Roman"/>
+          <w:b/>
+          <w:bCs/>
+        </w:rPr>
+      </w:pPr>
+      <w:r>
+        <w:rPr>
+          <w:rFonts w:ascii="Times New Roman" w:hAnsi="Times New Roman" w:cs="Times New Roman"/>
+          <w:b/>
+          <w:bCs/>
+        </w:rPr>
+        <w:t>3. Logout Functionality</w:t>
+      </w:r>
+    </w:p>
+    <w:p>
+      <w:pPr>
+        <w:rPr>
+          <w:rFonts w:ascii="Times New Roman" w:hAnsi="Times New Roman" w:cs="Times New Roman"/>
+        </w:rPr>
+      </w:pPr>
+      <w:r>
+        <w:rPr>
+          <w:rFonts w:ascii="Times New Roman" w:hAnsi="Times New Roman" w:cs="Times New Roman"/>
+          <w:b/>
+          <w:bCs/>
+        </w:rPr>
+        <w:t>What I implemented:</w:t>
+      </w:r>
+    </w:p>
+    <w:p>
+      <w:pPr>
+        <w:numPr>
+          <w:ilvl w:val="0"/>
+          <w:numId w:val="49"/>
+        </w:numPr>
+        <w:rPr>
+          <w:rFonts w:ascii="Times New Roman" w:hAnsi="Times New Roman" w:cs="Times New Roman"/>
+        </w:rPr>
+      </w:pPr>
+      <w:r>
+        <w:rPr>
+          <w:rFonts w:ascii="Times New Roman" w:hAnsi="Times New Roman" w:cs="Times New Roman"/>
+        </w:rPr>
+        <w:t xml:space="preserve">Created a Logout button in the Sidebar. </w:t>
+      </w:r>
+    </w:p>
+    <w:p>
+      <w:pPr>
+        <w:numPr>
+          <w:ilvl w:val="0"/>
+          <w:numId w:val="49"/>
+        </w:numPr>
+        <w:rPr>
+          <w:rFonts w:ascii="Times New Roman" w:hAnsi="Times New Roman" w:cs="Times New Roman"/>
+        </w:rPr>
+      </w:pPr>
+      <w:r>
+        <w:rPr>
+          <w:rFonts w:ascii="Times New Roman" w:hAnsi="Times New Roman" w:cs="Times New Roman"/>
+        </w:rPr>
+        <w:t xml:space="preserve">Removed both token and user from Local Storage. </w:t>
+      </w:r>
+    </w:p>
+    <w:p>
+      <w:pPr>
+        <w:numPr>
+          <w:ilvl w:val="0"/>
+          <w:numId w:val="49"/>
+        </w:numPr>
+        <w:rPr>
+          <w:rFonts w:ascii="Times New Roman" w:hAnsi="Times New Roman" w:cs="Times New Roman"/>
+        </w:rPr>
+      </w:pPr>
+      <w:r>
+        <w:rPr>
+          <w:rFonts w:ascii="Times New Roman" w:hAnsi="Times New Roman" w:cs="Times New Roman"/>
+        </w:rPr>
+        <w:t xml:space="preserve">Redirected the user to the Login page after logout. </w:t>
+      </w:r>
+    </w:p>
+    <w:p>
+      <w:pPr>
+        <w:rPr>
+          <w:rFonts w:ascii="Times New Roman" w:hAnsi="Times New Roman" w:cs="Times New Roman"/>
+        </w:rPr>
+      </w:pPr>
+      <w:r>
+        <w:rPr>
+          <w:rFonts w:ascii="Times New Roman" w:hAnsi="Times New Roman" w:cs="Times New Roman"/>
+          <w:b/>
+          <w:bCs/>
+        </w:rPr>
+        <w:t>Why?</w:t>
+      </w:r>
+      <w:r>
+        <w:rPr>
+          <w:rFonts w:ascii="Times New Roman" w:hAnsi="Times New Roman" w:cs="Times New Roman"/>
+        </w:rPr>
+        <w:br/>
+        <w:t>Ends the authenticated session securely and prevents unauthorized access.</w:t>
+      </w:r>
+    </w:p>
+    <w:p>
+      <w:pPr>
+        <w:rPr>
+          <w:rFonts w:ascii="Times New Roman" w:hAnsi="Times New Roman" w:cs="Times New Roman"/>
+        </w:rPr>
+      </w:pPr>
+    </w:p>
+    <w:p>
+      <w:pPr>
+        <w:rPr>
+          <w:rFonts w:ascii="Times New Roman" w:hAnsi="Times New Roman" w:cs="Times New Roman"/>
+          <w:b/>
+          <w:bCs/>
+        </w:rPr>
+      </w:pPr>
+      <w:r>
+        <w:rPr>
+          <w:rFonts w:ascii="Times New Roman" w:hAnsi="Times New Roman" w:cs="Times New Roman"/>
+          <w:b/>
+          <w:bCs/>
+        </w:rPr>
+        <w:t>4. Protected Routes</w:t>
+      </w:r>
+    </w:p>
+    <w:p>
+      <w:pPr>
+        <w:rPr>
+          <w:rFonts w:ascii="Times New Roman" w:hAnsi="Times New Roman" w:cs="Times New Roman"/>
+        </w:rPr>
+      </w:pPr>
+      <w:r>
+        <w:rPr>
+          <w:rFonts w:ascii="Times New Roman" w:hAnsi="Times New Roman" w:cs="Times New Roman"/>
+          <w:b/>
+          <w:bCs/>
+        </w:rPr>
+        <w:t>What I implemented:</w:t>
+      </w:r>
+    </w:p>
+    <w:p>
+      <w:pPr>
+        <w:numPr>
+          <w:ilvl w:val="0"/>
+          <w:numId w:val="50"/>
+        </w:numPr>
+        <w:rPr>
+          <w:rFonts w:ascii="Times New Roman" w:hAnsi="Times New Roman" w:cs="Times New Roman"/>
+        </w:rPr>
+      </w:pPr>
+      <w:r>
+        <w:rPr>
+          <w:rFonts w:ascii="Times New Roman" w:hAnsi="Times New Roman" w:cs="Times New Roman"/>
+        </w:rPr>
+        <w:t xml:space="preserve">Created a reusable ProtectedRoute component. </w:t>
+      </w:r>
+    </w:p>
+    <w:p>
+      <w:pPr>
+        <w:numPr>
+          <w:ilvl w:val="0"/>
+          <w:numId w:val="50"/>
+        </w:numPr>
+        <w:rPr>
+          <w:rFonts w:ascii="Times New Roman" w:hAnsi="Times New Roman" w:cs="Times New Roman"/>
+        </w:rPr>
+      </w:pPr>
+      <w:r>
+        <w:rPr>
+          <w:rFonts w:ascii="Times New Roman" w:hAnsi="Times New Roman" w:cs="Times New Roman"/>
+        </w:rPr>
+        <w:t xml:space="preserve">Restricted Dashboard and other pages to authenticated users only. </w:t>
+      </w:r>
+    </w:p>
+    <w:p>
+      <w:pPr>
+        <w:rPr>
+          <w:rFonts w:ascii="Times New Roman" w:hAnsi="Times New Roman" w:cs="Times New Roman"/>
+        </w:rPr>
+      </w:pPr>
+      <w:r>
+        <w:rPr>
+          <w:rFonts w:ascii="Times New Roman" w:hAnsi="Times New Roman" w:cs="Times New Roman"/>
+          <w:b/>
+          <w:bCs/>
+        </w:rPr>
+        <w:t>Why?</w:t>
+      </w:r>
+      <w:r>
+        <w:rPr>
+          <w:rFonts w:ascii="Times New Roman" w:hAnsi="Times New Roman" w:cs="Times New Roman"/>
+        </w:rPr>
+        <w:br/>
+        <w:t>Ensures that users must log in before accessing protected pages, improving application security.</w:t>
+      </w:r>
+    </w:p>
+    <w:p>
+      <w:pPr>
+        <w:rPr>
+          <w:rFonts w:ascii="Times New Roman" w:hAnsi="Times New Roman" w:cs="Times New Roman"/>
+        </w:rPr>
+      </w:pPr>
+    </w:p>
+    <w:p>
+      <w:pPr>
+        <w:rPr>
+          <w:rFonts w:ascii="Times New Roman" w:hAnsi="Times New Roman" w:cs="Times New Roman"/>
+          <w:b/>
+          <w:bCs/>
+        </w:rPr>
+      </w:pPr>
+      <w:r>
+        <w:rPr>
+          <w:rFonts w:ascii="Times New Roman" w:hAnsi="Times New Roman" w:cs="Times New Roman"/>
+          <w:b/>
+          <w:bCs/>
+        </w:rPr>
+        <w:t>Monthly Data Aggregation</w:t>
+      </w:r>
+    </w:p>
+    <w:p>
+      <w:pPr>
+        <w:rPr>
+          <w:rFonts w:ascii="Times New Roman" w:hAnsi="Times New Roman" w:cs="Times New Roman"/>
+        </w:rPr>
+      </w:pPr>
+      <w:r>
+        <w:rPr>
+          <w:rFonts w:ascii="Times New Roman" w:hAnsi="Times New Roman" w:cs="Times New Roman"/>
+        </w:rPr>
+        <w:t>Converted individual expense records into monthly totals using forEach(), find(), and push() to prepare data for a line chart.</w:t>
+      </w:r>
+    </w:p>
+    <w:p>
+      <w:pPr>
+        <w:rPr>
+          <w:rFonts w:ascii="Times New Roman" w:hAnsi="Times New Roman" w:cs="Times New Roman"/>
+          <w:b/>
+          <w:bCs/>
+        </w:rPr>
+      </w:pPr>
+      <w:r>
+        <w:rPr>
+          <w:rFonts w:ascii="Times New Roman" w:hAnsi="Times New Roman" w:cs="Times New Roman"/>
+          <w:b/>
+          <w:bCs/>
+        </w:rPr>
+        <w:t>JavaScript Date</w:t>
+      </w:r>
+    </w:p>
+    <w:p>
+      <w:pPr>
+        <w:rPr>
+          <w:rFonts w:ascii="Times New Roman" w:hAnsi="Times New Roman" w:cs="Times New Roman"/>
+        </w:rPr>
+      </w:pPr>
+      <w:r>
+        <w:rPr>
+          <w:rFonts w:ascii="Times New Roman" w:hAnsi="Times New Roman" w:cs="Times New Roman"/>
+        </w:rPr>
+        <w:t>Used new Date() and getMonth() to extract the month from each expense date.</w:t>
+      </w:r>
+    </w:p>
+    <w:p>
+      <w:pPr>
+        <w:rPr>
+          <w:rFonts w:ascii="Times New Roman" w:hAnsi="Times New Roman" w:cs="Times New Roman"/>
+          <w:b/>
+          <w:bCs/>
+        </w:rPr>
+      </w:pPr>
+      <w:r>
+        <w:rPr>
+          <w:rFonts w:ascii="Times New Roman" w:hAnsi="Times New Roman" w:cs="Times New Roman"/>
+          <w:b/>
+          <w:bCs/>
+        </w:rPr>
+        <w:t>Custom Sorting</w:t>
+      </w:r>
+    </w:p>
+    <w:p>
+      <w:pPr>
+        <w:rPr>
+          <w:rFonts w:ascii="Times New Roman" w:hAnsi="Times New Roman" w:cs="Times New Roman"/>
+        </w:rPr>
+      </w:pPr>
+      <w:r>
+        <w:rPr>
+          <w:rFonts w:ascii="Times New Roman" w:hAnsi="Times New Roman" w:cs="Times New Roman"/>
+        </w:rPr>
+        <w:t>Sorted aggregated monthly data using Array.sort() and months.indexOf() to display months in calendar order instead of alphabetical order.</w:t>
+      </w:r>
+    </w:p>
+    <w:p>
+      <w:pPr>
+        <w:rPr>
+          <w:rFonts w:ascii="Times New Roman" w:hAnsi="Times New Roman" w:cs="Times New Roman"/>
+          <w:b/>
+          <w:bCs/>
+        </w:rPr>
+      </w:pPr>
+      <w:r>
+        <w:rPr>
+          <w:rFonts w:ascii="Times New Roman" w:hAnsi="Times New Roman" w:cs="Times New Roman"/>
+          <w:b/>
+          <w:bCs/>
+        </w:rPr>
+        <w:t>Recharts LineChart</w:t>
+      </w:r>
+    </w:p>
+    <w:p>
+      <w:pPr>
+        <w:rPr>
+          <w:rFonts w:ascii="Times New Roman" w:hAnsi="Times New Roman" w:cs="Times New Roman"/>
+        </w:rPr>
+      </w:pPr>
+      <w:r>
+        <w:rPr>
+          <w:rFonts w:ascii="Times New Roman" w:hAnsi="Times New Roman" w:cs="Times New Roman"/>
+        </w:rPr>
+        <w:t>Implemented a LineChart to visualize monthly spending trends using XAxis, YAxis, CartesianGrid, Tooltip, and Line.</w:t>
+      </w:r>
+    </w:p>
+    <w:p>
+      <w:pPr>
+        <w:rPr>
+          <w:rFonts w:ascii="Times New Roman" w:hAnsi="Times New Roman" w:cs="Times New Roman"/>
+          <w:b/>
+          <w:bCs/>
+        </w:rPr>
+      </w:pPr>
+      <w:r>
+        <w:rPr>
+          <w:rFonts w:ascii="Times New Roman" w:hAnsi="Times New Roman" w:cs="Times New Roman"/>
+          <w:b/>
+          <w:bCs/>
+        </w:rPr>
+        <w:t>Recharts - BarChart</w:t>
+      </w:r>
+    </w:p>
+    <w:p>
+      <w:pPr>
+        <w:rPr>
+          <w:rFonts w:ascii="Times New Roman" w:hAnsi="Times New Roman" w:cs="Times New Roman"/>
+        </w:rPr>
+      </w:pPr>
+      <w:r>
+        <w:rPr>
+          <w:rFonts w:ascii="Times New Roman" w:hAnsi="Times New Roman" w:cs="Times New Roman"/>
+        </w:rPr>
+        <w:t>Implemented a Bar Chart to visualize spending by category using aggregated expense data.</w:t>
+      </w:r>
+    </w:p>
+    <w:p>
+      <w:pPr>
+        <w:rPr>
+          <w:rFonts w:ascii="Times New Roman" w:hAnsi="Times New Roman" w:cs="Times New Roman"/>
+          <w:b/>
+          <w:bCs/>
+        </w:rPr>
+      </w:pPr>
+      <w:r>
+        <w:rPr>
+          <w:rFonts w:ascii="Times New Roman" w:hAnsi="Times New Roman" w:cs="Times New Roman"/>
+          <w:b/>
+          <w:bCs/>
+        </w:rPr>
+        <w:t>Data Aggregation</w:t>
+      </w:r>
+    </w:p>
+    <w:p>
+      <w:pPr>
+        <w:rPr>
+          <w:rFonts w:ascii="Times New Roman" w:hAnsi="Times New Roman" w:cs="Times New Roman"/>
+        </w:rPr>
+      </w:pPr>
+      <w:r>
+        <w:rPr>
+          <w:rFonts w:ascii="Times New Roman" w:hAnsi="Times New Roman" w:cs="Times New Roman"/>
+        </w:rPr>
+        <w:t>Reused the same aggregated categoryData structure for both Pie Chart and Bar Chart to avoid duplicate logic.</w:t>
+      </w:r>
+    </w:p>
+    <w:p>
+      <w:pPr>
+        <w:rPr>
+          <w:rFonts w:ascii="Times New Roman" w:hAnsi="Times New Roman" w:cs="Times New Roman"/>
+          <w:b/>
+          <w:bCs/>
+        </w:rPr>
+      </w:pPr>
+      <w:r>
+        <w:rPr>
+          <w:rFonts w:ascii="Times New Roman" w:hAnsi="Times New Roman" w:cs="Times New Roman"/>
+          <w:b/>
+          <w:bCs/>
+        </w:rPr>
+        <w:lastRenderedPageBreak/>
+        <w:t>Code Refactoring</w:t>
+      </w:r>
+    </w:p>
+    <w:p>
+      <w:pPr>
+        <w:rPr>
+          <w:rFonts w:ascii="Times New Roman" w:hAnsi="Times New Roman" w:cs="Times New Roman"/>
+        </w:rPr>
+      </w:pPr>
+      <w:r>
+        <w:rPr>
+          <w:rFonts w:ascii="Times New Roman" w:hAnsi="Times New Roman" w:cs="Times New Roman"/>
+        </w:rPr>
+        <w:t>Removed duplicate category aggregation logic and maintained a single source of truth for analytics data.</w:t>
+      </w:r>
+    </w:p>
+    <w:p>
+      <w:pPr>
+        <w:rPr>
+          <w:rFonts w:ascii="Times New Roman" w:hAnsi="Times New Roman" w:cs="Times New Roman"/>
+          <w:b/>
+          <w:bCs/>
+        </w:rPr>
+      </w:pPr>
+      <w:r>
+        <w:rPr>
+          <w:rFonts w:ascii="Times New Roman" w:hAnsi="Times New Roman" w:cs="Times New Roman"/>
+          <w:b/>
+          <w:bCs/>
+        </w:rPr>
+        <w:t>CSS Separation</w:t>
+      </w:r>
+    </w:p>
+    <w:p>
+      <w:pPr>
+        <w:rPr>
+          <w:rFonts w:ascii="Times New Roman" w:hAnsi="Times New Roman" w:cs="Times New Roman"/>
+        </w:rPr>
+      </w:pPr>
+      <w:r>
+        <w:rPr>
+          <w:rFonts w:ascii="Times New Roman" w:hAnsi="Times New Roman" w:cs="Times New Roman"/>
+        </w:rPr>
+        <w:t>Moved analytics styling into a dedicated analytics.css file to improve maintainability and readability.</w:t>
+      </w:r>
+    </w:p>
+    <w:p>
+      <w:pPr>
+        <w:rPr>
+          <w:rFonts w:ascii="Times New Roman" w:hAnsi="Times New Roman" w:cs="Times New Roman"/>
+        </w:rPr>
+      </w:pPr>
+    </w:p>
+    <w:p>
+      <w:pPr>
+        <w:rPr>
+          <w:rFonts w:ascii="Times New Roman" w:hAnsi="Times New Roman" w:cs="Times New Roman"/>
+        </w:rPr>
+      </w:pPr>
     </w:p>
     <w:p>
       <w:pPr>
@@ -4851,6 +6310,155 @@
     </w:lvl>
   </w:abstractNum>
   <w:abstractNum w:abstractNumId="1" w15:restartNumberingAfterBreak="0">
+    <w:nsid w:val="031F70FC"/>
+    <w:multiLevelType w:val="multilevel"/>
+    <w:tmpl w:val="6C6CD822"/>
+    <w:lvl w:ilvl="0">
+      <w:start w:val="1"/>
+      <w:numFmt w:val="bullet"/>
+      <w:lvlText w:val=""/>
+      <w:lvlJc w:val="left"/>
+      <w:pPr>
+        <w:tabs>
+          <w:tab w:val="num" w:pos="720"/>
+        </w:tabs>
+        <w:ind w:left="720" w:hanging="360"/>
+      </w:pPr>
+      <w:rPr>
+        <w:rFonts w:ascii="Symbol" w:hAnsi="Symbol" w:hint="default"/>
+        <w:sz w:val="20"/>
+      </w:rPr>
+    </w:lvl>
+    <w:lvl w:ilvl="1" w:tentative="1">
+      <w:start w:val="1"/>
+      <w:numFmt w:val="bullet"/>
+      <w:lvlText w:val="o"/>
+      <w:lvlJc w:val="left"/>
+      <w:pPr>
+        <w:tabs>
+          <w:tab w:val="num" w:pos="1440"/>
+        </w:tabs>
+        <w:ind w:left="1440" w:hanging="360"/>
+      </w:pPr>
+      <w:rPr>
+        <w:rFonts w:ascii="Courier New" w:hAnsi="Courier New" w:hint="default"/>
+        <w:sz w:val="20"/>
+      </w:rPr>
+    </w:lvl>
+    <w:lvl w:ilvl="2" w:tentative="1">
+      <w:start w:val="1"/>
+      <w:numFmt w:val="bullet"/>
+      <w:lvlText w:val=""/>
+      <w:lvlJc w:val="left"/>
+      <w:pPr>
+        <w:tabs>
+          <w:tab w:val="num" w:pos="2160"/>
+        </w:tabs>
+        <w:ind w:left="2160" w:hanging="360"/>
+      </w:pPr>
+      <w:rPr>
+        <w:rFonts w:ascii="Wingdings" w:hAnsi="Wingdings" w:hint="default"/>
+        <w:sz w:val="20"/>
+      </w:rPr>
+    </w:lvl>
+    <w:lvl w:ilvl="3" w:tentative="1">
+      <w:start w:val="1"/>
+      <w:numFmt w:val="bullet"/>
+      <w:lvlText w:val=""/>
+      <w:lvlJc w:val="left"/>
+      <w:pPr>
+        <w:tabs>
+          <w:tab w:val="num" w:pos="2880"/>
+        </w:tabs>
+        <w:ind w:left="2880" w:hanging="360"/>
+      </w:pPr>
+      <w:rPr>
+        <w:rFonts w:ascii="Wingdings" w:hAnsi="Wingdings" w:hint="default"/>
+        <w:sz w:val="20"/>
+      </w:rPr>
+    </w:lvl>
+    <w:lvl w:ilvl="4" w:tentative="1">
+      <w:start w:val="1"/>
+      <w:numFmt w:val="bullet"/>
+      <w:lvlText w:val=""/>
+      <w:lvlJc w:val="left"/>
+      <w:pPr>
+        <w:tabs>
+          <w:tab w:val="num" w:pos="3600"/>
+        </w:tabs>
+        <w:ind w:left="3600" w:hanging="360"/>
+      </w:pPr>
+      <w:rPr>
+        <w:rFonts w:ascii="Wingdings" w:hAnsi="Wingdings" w:hint="default"/>
+        <w:sz w:val="20"/>
+      </w:rPr>
+    </w:lvl>
+    <w:lvl w:ilvl="5" w:tentative="1">
+      <w:start w:val="1"/>
+      <w:numFmt w:val="bullet"/>
+      <w:lvlText w:val=""/>
+      <w:lvlJc w:val="left"/>
+      <w:pPr>
+        <w:tabs>
+          <w:tab w:val="num" w:pos="4320"/>
+        </w:tabs>
+        <w:ind w:left="4320" w:hanging="360"/>
+      </w:pPr>
+      <w:rPr>
+        <w:rFonts w:ascii="Wingdings" w:hAnsi="Wingdings" w:hint="default"/>
+        <w:sz w:val="20"/>
+      </w:rPr>
+    </w:lvl>
+    <w:lvl w:ilvl="6" w:tentative="1">
+      <w:start w:val="1"/>
+      <w:numFmt w:val="bullet"/>
+      <w:lvlText w:val=""/>
+      <w:lvlJc w:val="left"/>
+      <w:pPr>
+        <w:tabs>
+          <w:tab w:val="num" w:pos="5040"/>
+        </w:tabs>
+        <w:ind w:left="5040" w:hanging="360"/>
+      </w:pPr>
+      <w:rPr>
+        <w:rFonts w:ascii="Wingdings" w:hAnsi="Wingdings" w:hint="default"/>
+        <w:sz w:val="20"/>
+      </w:rPr>
+    </w:lvl>
+    <w:lvl w:ilvl="7" w:tentative="1">
+      <w:start w:val="1"/>
+      <w:numFmt w:val="bullet"/>
+      <w:lvlText w:val=""/>
+      <w:lvlJc w:val="left"/>
+      <w:pPr>
+        <w:tabs>
+          <w:tab w:val="num" w:pos="5760"/>
+        </w:tabs>
+        <w:ind w:left="5760" w:hanging="360"/>
+      </w:pPr>
+      <w:rPr>
+        <w:rFonts w:ascii="Wingdings" w:hAnsi="Wingdings" w:hint="default"/>
+        <w:sz w:val="20"/>
+      </w:rPr>
+    </w:lvl>
+    <w:lvl w:ilvl="8" w:tentative="1">
+      <w:start w:val="1"/>
+      <w:numFmt w:val="bullet"/>
+      <w:lvlText w:val=""/>
+      <w:lvlJc w:val="left"/>
+      <w:pPr>
+        <w:tabs>
+          <w:tab w:val="num" w:pos="6480"/>
+        </w:tabs>
+        <w:ind w:left="6480" w:hanging="360"/>
+      </w:pPr>
+      <w:rPr>
+        <w:rFonts w:ascii="Wingdings" w:hAnsi="Wingdings" w:hint="default"/>
+        <w:sz w:val="20"/>
+      </w:rPr>
+    </w:lvl>
+  </w:abstractNum>
+  <w:abstractNum w:abstractNumId="2" w15:restartNumberingAfterBreak="0">
     <w:nsid w:val="044450A5"/>
     <w:multiLevelType w:val="multilevel"/>
     <w:tmpl w:val="1756BAD8"/>
@@ -4999,7 +6607,305 @@
       </w:rPr>
     </w:lvl>
   </w:abstractNum>
-  <w:abstractNum w:abstractNumId="2" w15:restartNumberingAfterBreak="0">
+  <w:abstractNum w:abstractNumId="3" w15:restartNumberingAfterBreak="0">
+    <w:nsid w:val="04491A87"/>
+    <w:multiLevelType w:val="multilevel"/>
+    <w:tmpl w:val="BF5A7C10"/>
+    <w:lvl w:ilvl="0">
+      <w:start w:val="1"/>
+      <w:numFmt w:val="bullet"/>
+      <w:lvlText w:val=""/>
+      <w:lvlJc w:val="left"/>
+      <w:pPr>
+        <w:tabs>
+          <w:tab w:val="num" w:pos="720"/>
+        </w:tabs>
+        <w:ind w:left="720" w:hanging="360"/>
+      </w:pPr>
+      <w:rPr>
+        <w:rFonts w:ascii="Symbol" w:hAnsi="Symbol" w:hint="default"/>
+        <w:sz w:val="20"/>
+      </w:rPr>
+    </w:lvl>
+    <w:lvl w:ilvl="1" w:tentative="1">
+      <w:start w:val="1"/>
+      <w:numFmt w:val="bullet"/>
+      <w:lvlText w:val="o"/>
+      <w:lvlJc w:val="left"/>
+      <w:pPr>
+        <w:tabs>
+          <w:tab w:val="num" w:pos="1440"/>
+        </w:tabs>
+        <w:ind w:left="1440" w:hanging="360"/>
+      </w:pPr>
+      <w:rPr>
+        <w:rFonts w:ascii="Courier New" w:hAnsi="Courier New" w:hint="default"/>
+        <w:sz w:val="20"/>
+      </w:rPr>
+    </w:lvl>
+    <w:lvl w:ilvl="2" w:tentative="1">
+      <w:start w:val="1"/>
+      <w:numFmt w:val="bullet"/>
+      <w:lvlText w:val=""/>
+      <w:lvlJc w:val="left"/>
+      <w:pPr>
+        <w:tabs>
+          <w:tab w:val="num" w:pos="2160"/>
+        </w:tabs>
+        <w:ind w:left="2160" w:hanging="360"/>
+      </w:pPr>
+      <w:rPr>
+        <w:rFonts w:ascii="Wingdings" w:hAnsi="Wingdings" w:hint="default"/>
+        <w:sz w:val="20"/>
+      </w:rPr>
+    </w:lvl>
+    <w:lvl w:ilvl="3" w:tentative="1">
+      <w:start w:val="1"/>
+      <w:numFmt w:val="bullet"/>
+      <w:lvlText w:val=""/>
+      <w:lvlJc w:val="left"/>
+      <w:pPr>
+        <w:tabs>
+          <w:tab w:val="num" w:pos="2880"/>
+        </w:tabs>
+        <w:ind w:left="2880" w:hanging="360"/>
+      </w:pPr>
+      <w:rPr>
+        <w:rFonts w:ascii="Wingdings" w:hAnsi="Wingdings" w:hint="default"/>
+        <w:sz w:val="20"/>
+      </w:rPr>
+    </w:lvl>
+    <w:lvl w:ilvl="4" w:tentative="1">
+      <w:start w:val="1"/>
+      <w:numFmt w:val="bullet"/>
+      <w:lvlText w:val=""/>
+      <w:lvlJc w:val="left"/>
+      <w:pPr>
+        <w:tabs>
+          <w:tab w:val="num" w:pos="3600"/>
+        </w:tabs>
+        <w:ind w:left="3600" w:hanging="360"/>
+      </w:pPr>
+      <w:rPr>
+        <w:rFonts w:ascii="Wingdings" w:hAnsi="Wingdings" w:hint="default"/>
+        <w:sz w:val="20"/>
+      </w:rPr>
+    </w:lvl>
+    <w:lvl w:ilvl="5" w:tentative="1">
+      <w:start w:val="1"/>
+      <w:numFmt w:val="bullet"/>
+      <w:lvlText w:val=""/>
+      <w:lvlJc w:val="left"/>
+      <w:pPr>
+        <w:tabs>
+          <w:tab w:val="num" w:pos="4320"/>
+        </w:tabs>
+        <w:ind w:left="4320" w:hanging="360"/>
+      </w:pPr>
+      <w:rPr>
+        <w:rFonts w:ascii="Wingdings" w:hAnsi="Wingdings" w:hint="default"/>
+        <w:sz w:val="20"/>
+      </w:rPr>
+    </w:lvl>
+    <w:lvl w:ilvl="6" w:tentative="1">
+      <w:start w:val="1"/>
+      <w:numFmt w:val="bullet"/>
+      <w:lvlText w:val=""/>
+      <w:lvlJc w:val="left"/>
+      <w:pPr>
+        <w:tabs>
+          <w:tab w:val="num" w:pos="5040"/>
+        </w:tabs>
+        <w:ind w:left="5040" w:hanging="360"/>
+      </w:pPr>
+      <w:rPr>
+        <w:rFonts w:ascii="Wingdings" w:hAnsi="Wingdings" w:hint="default"/>
+        <w:sz w:val="20"/>
+      </w:rPr>
+    </w:lvl>
+    <w:lvl w:ilvl="7" w:tentative="1">
+      <w:start w:val="1"/>
+      <w:numFmt w:val="bullet"/>
+      <w:lvlText w:val=""/>
+      <w:lvlJc w:val="left"/>
+      <w:pPr>
+        <w:tabs>
+          <w:tab w:val="num" w:pos="5760"/>
+        </w:tabs>
+        <w:ind w:left="5760" w:hanging="360"/>
+      </w:pPr>
+      <w:rPr>
+        <w:rFonts w:ascii="Wingdings" w:hAnsi="Wingdings" w:hint="default"/>
+        <w:sz w:val="20"/>
+      </w:rPr>
+    </w:lvl>
+    <w:lvl w:ilvl="8" w:tentative="1">
+      <w:start w:val="1"/>
+      <w:numFmt w:val="bullet"/>
+      <w:lvlText w:val=""/>
+      <w:lvlJc w:val="left"/>
+      <w:pPr>
+        <w:tabs>
+          <w:tab w:val="num" w:pos="6480"/>
+        </w:tabs>
+        <w:ind w:left="6480" w:hanging="360"/>
+      </w:pPr>
+      <w:rPr>
+        <w:rFonts w:ascii="Wingdings" w:hAnsi="Wingdings" w:hint="default"/>
+        <w:sz w:val="20"/>
+      </w:rPr>
+    </w:lvl>
+  </w:abstractNum>
+  <w:abstractNum w:abstractNumId="4" w15:restartNumberingAfterBreak="0">
+    <w:nsid w:val="07114209"/>
+    <w:multiLevelType w:val="multilevel"/>
+    <w:tmpl w:val="2286CFF2"/>
+    <w:lvl w:ilvl="0">
+      <w:start w:val="1"/>
+      <w:numFmt w:val="bullet"/>
+      <w:lvlText w:val=""/>
+      <w:lvlJc w:val="left"/>
+      <w:pPr>
+        <w:tabs>
+          <w:tab w:val="num" w:pos="720"/>
+        </w:tabs>
+        <w:ind w:left="720" w:hanging="360"/>
+      </w:pPr>
+      <w:rPr>
+        <w:rFonts w:ascii="Symbol" w:hAnsi="Symbol" w:hint="default"/>
+        <w:sz w:val="20"/>
+      </w:rPr>
+    </w:lvl>
+    <w:lvl w:ilvl="1" w:tentative="1">
+      <w:start w:val="1"/>
+      <w:numFmt w:val="bullet"/>
+      <w:lvlText w:val="o"/>
+      <w:lvlJc w:val="left"/>
+      <w:pPr>
+        <w:tabs>
+          <w:tab w:val="num" w:pos="1440"/>
+        </w:tabs>
+        <w:ind w:left="1440" w:hanging="360"/>
+      </w:pPr>
+      <w:rPr>
+        <w:rFonts w:ascii="Courier New" w:hAnsi="Courier New" w:hint="default"/>
+        <w:sz w:val="20"/>
+      </w:rPr>
+    </w:lvl>
+    <w:lvl w:ilvl="2" w:tentative="1">
+      <w:start w:val="1"/>
+      <w:numFmt w:val="bullet"/>
+      <w:lvlText w:val=""/>
+      <w:lvlJc w:val="left"/>
+      <w:pPr>
+        <w:tabs>
+          <w:tab w:val="num" w:pos="2160"/>
+        </w:tabs>
+        <w:ind w:left="2160" w:hanging="360"/>
+      </w:pPr>
+      <w:rPr>
+        <w:rFonts w:ascii="Wingdings" w:hAnsi="Wingdings" w:hint="default"/>
+        <w:sz w:val="20"/>
+      </w:rPr>
+    </w:lvl>
+    <w:lvl w:ilvl="3" w:tentative="1">
+      <w:start w:val="1"/>
+      <w:numFmt w:val="bullet"/>
+      <w:lvlText w:val=""/>
+      <w:lvlJc w:val="left"/>
+      <w:pPr>
+        <w:tabs>
+          <w:tab w:val="num" w:pos="2880"/>
+        </w:tabs>
+        <w:ind w:left="2880" w:hanging="360"/>
+      </w:pPr>
+      <w:rPr>
+        <w:rFonts w:ascii="Wingdings" w:hAnsi="Wingdings" w:hint="default"/>
+        <w:sz w:val="20"/>
+      </w:rPr>
+    </w:lvl>
+    <w:lvl w:ilvl="4" w:tentative="1">
+      <w:start w:val="1"/>
+      <w:numFmt w:val="bullet"/>
+      <w:lvlText w:val=""/>
+      <w:lvlJc w:val="left"/>
+      <w:pPr>
+        <w:tabs>
+          <w:tab w:val="num" w:pos="3600"/>
+        </w:tabs>
+        <w:ind w:left="3600" w:hanging="360"/>
+      </w:pPr>
+      <w:rPr>
+        <w:rFonts w:ascii="Wingdings" w:hAnsi="Wingdings" w:hint="default"/>
+        <w:sz w:val="20"/>
+      </w:rPr>
+    </w:lvl>
+    <w:lvl w:ilvl="5" w:tentative="1">
+      <w:start w:val="1"/>
+      <w:numFmt w:val="bullet"/>
+      <w:lvlText w:val=""/>
+      <w:lvlJc w:val="left"/>
+      <w:pPr>
+        <w:tabs>
+          <w:tab w:val="num" w:pos="4320"/>
+        </w:tabs>
+        <w:ind w:left="4320" w:hanging="360"/>
+      </w:pPr>
+      <w:rPr>
+        <w:rFonts w:ascii="Wingdings" w:hAnsi="Wingdings" w:hint="default"/>
+        <w:sz w:val="20"/>
+      </w:rPr>
+    </w:lvl>
+    <w:lvl w:ilvl="6" w:tentative="1">
+      <w:start w:val="1"/>
+      <w:numFmt w:val="bullet"/>
+      <w:lvlText w:val=""/>
+      <w:lvlJc w:val="left"/>
+      <w:pPr>
+        <w:tabs>
+          <w:tab w:val="num" w:pos="5040"/>
+        </w:tabs>
+        <w:ind w:left="5040" w:hanging="360"/>
+      </w:pPr>
+      <w:rPr>
+        <w:rFonts w:ascii="Wingdings" w:hAnsi="Wingdings" w:hint="default"/>
+        <w:sz w:val="20"/>
+      </w:rPr>
+    </w:lvl>
+    <w:lvl w:ilvl="7" w:tentative="1">
+      <w:start w:val="1"/>
+      <w:numFmt w:val="bullet"/>
+      <w:lvlText w:val=""/>
+      <w:lvlJc w:val="left"/>
+      <w:pPr>
+        <w:tabs>
+          <w:tab w:val="num" w:pos="5760"/>
+        </w:tabs>
+        <w:ind w:left="5760" w:hanging="360"/>
+      </w:pPr>
+      <w:rPr>
+        <w:rFonts w:ascii="Wingdings" w:hAnsi="Wingdings" w:hint="default"/>
+        <w:sz w:val="20"/>
+      </w:rPr>
+    </w:lvl>
+    <w:lvl w:ilvl="8" w:tentative="1">
+      <w:start w:val="1"/>
+      <w:numFmt w:val="bullet"/>
+      <w:lvlText w:val=""/>
+      <w:lvlJc w:val="left"/>
+      <w:pPr>
+        <w:tabs>
+          <w:tab w:val="num" w:pos="6480"/>
+        </w:tabs>
+        <w:ind w:left="6480" w:hanging="360"/>
+      </w:pPr>
+      <w:rPr>
+        <w:rFonts w:ascii="Wingdings" w:hAnsi="Wingdings" w:hint="default"/>
+        <w:sz w:val="20"/>
+      </w:rPr>
+    </w:lvl>
+  </w:abstractNum>
+  <w:abstractNum w:abstractNumId="5" w15:restartNumberingAfterBreak="0">
     <w:nsid w:val="08815E14"/>
     <w:multiLevelType w:val="multilevel"/>
     <w:tmpl w:val="F4145794"/>
@@ -5148,7 +7054,156 @@
       </w:rPr>
     </w:lvl>
   </w:abstractNum>
-  <w:abstractNum w:abstractNumId="3" w15:restartNumberingAfterBreak="0">
+  <w:abstractNum w:abstractNumId="6" w15:restartNumberingAfterBreak="0">
+    <w:nsid w:val="0ED23B19"/>
+    <w:multiLevelType w:val="multilevel"/>
+    <w:tmpl w:val="F69446B2"/>
+    <w:lvl w:ilvl="0">
+      <w:start w:val="1"/>
+      <w:numFmt w:val="bullet"/>
+      <w:lvlText w:val=""/>
+      <w:lvlJc w:val="left"/>
+      <w:pPr>
+        <w:tabs>
+          <w:tab w:val="num" w:pos="720"/>
+        </w:tabs>
+        <w:ind w:left="720" w:hanging="360"/>
+      </w:pPr>
+      <w:rPr>
+        <w:rFonts w:ascii="Symbol" w:hAnsi="Symbol" w:hint="default"/>
+        <w:sz w:val="20"/>
+      </w:rPr>
+    </w:lvl>
+    <w:lvl w:ilvl="1" w:tentative="1">
+      <w:start w:val="1"/>
+      <w:numFmt w:val="bullet"/>
+      <w:lvlText w:val="o"/>
+      <w:lvlJc w:val="left"/>
+      <w:pPr>
+        <w:tabs>
+          <w:tab w:val="num" w:pos="1440"/>
+        </w:tabs>
+        <w:ind w:left="1440" w:hanging="360"/>
+      </w:pPr>
+      <w:rPr>
+        <w:rFonts w:ascii="Courier New" w:hAnsi="Courier New" w:hint="default"/>
+        <w:sz w:val="20"/>
+      </w:rPr>
+    </w:lvl>
+    <w:lvl w:ilvl="2" w:tentative="1">
+      <w:start w:val="1"/>
+      <w:numFmt w:val="bullet"/>
+      <w:lvlText w:val=""/>
+      <w:lvlJc w:val="left"/>
+      <w:pPr>
+        <w:tabs>
+          <w:tab w:val="num" w:pos="2160"/>
+        </w:tabs>
+        <w:ind w:left="2160" w:hanging="360"/>
+      </w:pPr>
+      <w:rPr>
+        <w:rFonts w:ascii="Wingdings" w:hAnsi="Wingdings" w:hint="default"/>
+        <w:sz w:val="20"/>
+      </w:rPr>
+    </w:lvl>
+    <w:lvl w:ilvl="3" w:tentative="1">
+      <w:start w:val="1"/>
+      <w:numFmt w:val="bullet"/>
+      <w:lvlText w:val=""/>
+      <w:lvlJc w:val="left"/>
+      <w:pPr>
+        <w:tabs>
+          <w:tab w:val="num" w:pos="2880"/>
+        </w:tabs>
+        <w:ind w:left="2880" w:hanging="360"/>
+      </w:pPr>
+      <w:rPr>
+        <w:rFonts w:ascii="Wingdings" w:hAnsi="Wingdings" w:hint="default"/>
+        <w:sz w:val="20"/>
+      </w:rPr>
+    </w:lvl>
+    <w:lvl w:ilvl="4" w:tentative="1">
+      <w:start w:val="1"/>
+      <w:numFmt w:val="bullet"/>
+      <w:lvlText w:val=""/>
+      <w:lvlJc w:val="left"/>
+      <w:pPr>
+        <w:tabs>
+          <w:tab w:val="num" w:pos="3600"/>
+        </w:tabs>
+        <w:ind w:left="3600" w:hanging="360"/>
+      </w:pPr>
+      <w:rPr>
+        <w:rFonts w:ascii="Wingdings" w:hAnsi="Wingdings" w:hint="default"/>
+        <w:sz w:val="20"/>
+      </w:rPr>
+    </w:lvl>
+    <w:lvl w:ilvl="5" w:tentative="1">
+      <w:start w:val="1"/>
+      <w:numFmt w:val="bullet"/>
+      <w:lvlText w:val=""/>
+      <w:lvlJc w:val="left"/>
+      <w:pPr>
+        <w:tabs>
+          <w:tab w:val="num" w:pos="4320"/>
+        </w:tabs>
+        <w:ind w:left="4320" w:hanging="360"/>
+      </w:pPr>
+      <w:rPr>
+        <w:rFonts w:ascii="Wingdings" w:hAnsi="Wingdings" w:hint="default"/>
+        <w:sz w:val="20"/>
+      </w:rPr>
+    </w:lvl>
+    <w:lvl w:ilvl="6" w:tentative="1">
+      <w:start w:val="1"/>
+      <w:numFmt w:val="bullet"/>
+      <w:lvlText w:val=""/>
+      <w:lvlJc w:val="left"/>
+      <w:pPr>
+        <w:tabs>
+          <w:tab w:val="num" w:pos="5040"/>
+        </w:tabs>
+        <w:ind w:left="5040" w:hanging="360"/>
+      </w:pPr>
+      <w:rPr>
+        <w:rFonts w:ascii="Wingdings" w:hAnsi="Wingdings" w:hint="default"/>
+        <w:sz w:val="20"/>
+      </w:rPr>
+    </w:lvl>
+    <w:lvl w:ilvl="7" w:tentative="1">
+      <w:start w:val="1"/>
+      <w:numFmt w:val="bullet"/>
+      <w:lvlText w:val=""/>
+      <w:lvlJc w:val="left"/>
+      <w:pPr>
+        <w:tabs>
+          <w:tab w:val="num" w:pos="5760"/>
+        </w:tabs>
+        <w:ind w:left="5760" w:hanging="360"/>
+      </w:pPr>
+      <w:rPr>
+        <w:rFonts w:ascii="Wingdings" w:hAnsi="Wingdings" w:hint="default"/>
+        <w:sz w:val="20"/>
+      </w:rPr>
+    </w:lvl>
+    <w:lvl w:ilvl="8" w:tentative="1">
+      <w:start w:val="1"/>
+      <w:numFmt w:val="bullet"/>
+      <w:lvlText w:val=""/>
+      <w:lvlJc w:val="left"/>
+      <w:pPr>
+        <w:tabs>
+          <w:tab w:val="num" w:pos="6480"/>
+        </w:tabs>
+        <w:ind w:left="6480" w:hanging="360"/>
+      </w:pPr>
+      <w:rPr>
+        <w:rFonts w:ascii="Wingdings" w:hAnsi="Wingdings" w:hint="default"/>
+        <w:sz w:val="20"/>
+      </w:rPr>
+    </w:lvl>
+  </w:abstractNum>
+  <w:abstractNum w:abstractNumId="7" w15:restartNumberingAfterBreak="0">
     <w:nsid w:val="111A5131"/>
     <w:multiLevelType w:val="multilevel"/>
     <w:tmpl w:val="22B4C24C"/>
@@ -5297,7 +7352,7 @@
       </w:rPr>
     </w:lvl>
   </w:abstractNum>
-  <w:abstractNum w:abstractNumId="4" w15:restartNumberingAfterBreak="0">
+  <w:abstractNum w:abstractNumId="8" w15:restartNumberingAfterBreak="0">
     <w:nsid w:val="12475D91"/>
     <w:multiLevelType w:val="multilevel"/>
     <w:tmpl w:val="891EED7E"/>
@@ -5446,7 +7501,7 @@
       </w:rPr>
     </w:lvl>
   </w:abstractNum>
-  <w:abstractNum w:abstractNumId="5" w15:restartNumberingAfterBreak="0">
+  <w:abstractNum w:abstractNumId="9" w15:restartNumberingAfterBreak="0">
     <w:nsid w:val="16061EF8"/>
     <w:multiLevelType w:val="multilevel"/>
     <w:tmpl w:val="B21A2C00"/>
@@ -5595,7 +7650,7 @@
       </w:rPr>
     </w:lvl>
   </w:abstractNum>
-  <w:abstractNum w:abstractNumId="6" w15:restartNumberingAfterBreak="0">
+  <w:abstractNum w:abstractNumId="10" w15:restartNumberingAfterBreak="0">
     <w:nsid w:val="173F0EFE"/>
     <w:multiLevelType w:val="multilevel"/>
     <w:tmpl w:val="8E04D8B4"/>
@@ -5744,7 +7799,7 @@
       </w:rPr>
     </w:lvl>
   </w:abstractNum>
-  <w:abstractNum w:abstractNumId="7" w15:restartNumberingAfterBreak="0">
+  <w:abstractNum w:abstractNumId="11" w15:restartNumberingAfterBreak="0">
     <w:nsid w:val="17776136"/>
     <w:multiLevelType w:val="multilevel"/>
     <w:tmpl w:val="3052072A"/>
@@ -5893,7 +7948,7 @@
       </w:rPr>
     </w:lvl>
   </w:abstractNum>
-  <w:abstractNum w:abstractNumId="8" w15:restartNumberingAfterBreak="0">
+  <w:abstractNum w:abstractNumId="12" w15:restartNumberingAfterBreak="0">
     <w:nsid w:val="18D13F58"/>
     <w:multiLevelType w:val="multilevel"/>
     <w:tmpl w:val="B598282C"/>
@@ -6042,7 +8097,7 @@
       </w:rPr>
     </w:lvl>
   </w:abstractNum>
-  <w:abstractNum w:abstractNumId="9" w15:restartNumberingAfterBreak="0">
+  <w:abstractNum w:abstractNumId="13" w15:restartNumberingAfterBreak="0">
     <w:nsid w:val="1A2A7C55"/>
     <w:multiLevelType w:val="multilevel"/>
     <w:tmpl w:val="5D4A45BE"/>
@@ -6191,7 +8246,7 @@
       </w:rPr>
     </w:lvl>
   </w:abstractNum>
-  <w:abstractNum w:abstractNumId="10" w15:restartNumberingAfterBreak="0">
+  <w:abstractNum w:abstractNumId="14" w15:restartNumberingAfterBreak="0">
     <w:nsid w:val="1BF00892"/>
     <w:multiLevelType w:val="multilevel"/>
     <w:tmpl w:val="EA86B000"/>
@@ -6340,7 +8395,7 @@
       </w:rPr>
     </w:lvl>
   </w:abstractNum>
-  <w:abstractNum w:abstractNumId="11" w15:restartNumberingAfterBreak="0">
+  <w:abstractNum w:abstractNumId="15" w15:restartNumberingAfterBreak="0">
     <w:nsid w:val="1D1B4C1E"/>
     <w:multiLevelType w:val="multilevel"/>
     <w:tmpl w:val="BC302348"/>
@@ -6489,7 +8544,7 @@
       </w:rPr>
     </w:lvl>
   </w:abstractNum>
-  <w:abstractNum w:abstractNumId="12" w15:restartNumberingAfterBreak="0">
+  <w:abstractNum w:abstractNumId="16" w15:restartNumberingAfterBreak="0">
     <w:nsid w:val="1E166C17"/>
     <w:multiLevelType w:val="multilevel"/>
     <w:tmpl w:val="01C06E72"/>
@@ -6638,7 +8693,7 @@
       </w:rPr>
     </w:lvl>
   </w:abstractNum>
-  <w:abstractNum w:abstractNumId="13" w15:restartNumberingAfterBreak="0">
+  <w:abstractNum w:abstractNumId="17" w15:restartNumberingAfterBreak="0">
     <w:nsid w:val="1F053D90"/>
     <w:multiLevelType w:val="multilevel"/>
     <w:tmpl w:val="001EE318"/>
@@ -6787,7 +8842,7 @@
       </w:rPr>
     </w:lvl>
   </w:abstractNum>
-  <w:abstractNum w:abstractNumId="14" w15:restartNumberingAfterBreak="0">
+  <w:abstractNum w:abstractNumId="18" w15:restartNumberingAfterBreak="0">
     <w:nsid w:val="21200262"/>
     <w:multiLevelType w:val="multilevel"/>
     <w:tmpl w:val="3BF80C7C"/>
@@ -6936,7 +8991,7 @@
       </w:rPr>
     </w:lvl>
   </w:abstractNum>
-  <w:abstractNum w:abstractNumId="15" w15:restartNumberingAfterBreak="0">
+  <w:abstractNum w:abstractNumId="19" w15:restartNumberingAfterBreak="0">
     <w:nsid w:val="26513011"/>
     <w:multiLevelType w:val="multilevel"/>
     <w:tmpl w:val="6B2AC64A"/>
@@ -7085,7 +9140,7 @@
       </w:rPr>
     </w:lvl>
   </w:abstractNum>
-  <w:abstractNum w:abstractNumId="16" w15:restartNumberingAfterBreak="0">
+  <w:abstractNum w:abstractNumId="20" w15:restartNumberingAfterBreak="0">
     <w:nsid w:val="29E60970"/>
     <w:multiLevelType w:val="multilevel"/>
     <w:tmpl w:val="8CAAF466"/>
@@ -7234,7 +9289,7 @@
       </w:rPr>
     </w:lvl>
   </w:abstractNum>
-  <w:abstractNum w:abstractNumId="17" w15:restartNumberingAfterBreak="0">
+  <w:abstractNum w:abstractNumId="21" w15:restartNumberingAfterBreak="0">
     <w:nsid w:val="29E73DE7"/>
     <w:multiLevelType w:val="multilevel"/>
     <w:tmpl w:val="1CDC7E86"/>
@@ -7383,7 +9438,7 @@
       </w:rPr>
     </w:lvl>
   </w:abstractNum>
-  <w:abstractNum w:abstractNumId="18" w15:restartNumberingAfterBreak="0">
+  <w:abstractNum w:abstractNumId="22" w15:restartNumberingAfterBreak="0">
     <w:nsid w:val="2A926120"/>
     <w:multiLevelType w:val="multilevel"/>
     <w:tmpl w:val="81F0548A"/>
@@ -7532,7 +9587,7 @@
       </w:rPr>
     </w:lvl>
   </w:abstractNum>
-  <w:abstractNum w:abstractNumId="19" w15:restartNumberingAfterBreak="0">
+  <w:abstractNum w:abstractNumId="23" w15:restartNumberingAfterBreak="0">
     <w:nsid w:val="2B8846FA"/>
     <w:multiLevelType w:val="multilevel"/>
     <w:tmpl w:val="68B43F70"/>
@@ -7681,7 +9736,7 @@
       </w:rPr>
     </w:lvl>
   </w:abstractNum>
-  <w:abstractNum w:abstractNumId="20" w15:restartNumberingAfterBreak="0">
+  <w:abstractNum w:abstractNumId="24" w15:restartNumberingAfterBreak="0">
     <w:nsid w:val="2CAA2373"/>
     <w:multiLevelType w:val="multilevel"/>
     <w:tmpl w:val="6F9C41F6"/>
@@ -7830,7 +9885,156 @@
       </w:rPr>
     </w:lvl>
   </w:abstractNum>
-  <w:abstractNum w:abstractNumId="21" w15:restartNumberingAfterBreak="0">
+  <w:abstractNum w:abstractNumId="25" w15:restartNumberingAfterBreak="0">
+    <w:nsid w:val="2CF72E94"/>
+    <w:multiLevelType w:val="multilevel"/>
+    <w:tmpl w:val="61069552"/>
+    <w:lvl w:ilvl="0">
+      <w:start w:val="1"/>
+      <w:numFmt w:val="bullet"/>
+      <w:lvlText w:val=""/>
+      <w:lvlJc w:val="left"/>
+      <w:pPr>
+        <w:tabs>
+          <w:tab w:val="num" w:pos="720"/>
+        </w:tabs>
+        <w:ind w:left="720" w:hanging="360"/>
+      </w:pPr>
+      <w:rPr>
+        <w:rFonts w:ascii="Symbol" w:hAnsi="Symbol" w:hint="default"/>
+        <w:sz w:val="20"/>
+      </w:rPr>
+    </w:lvl>
+    <w:lvl w:ilvl="1" w:tentative="1">
+      <w:start w:val="1"/>
+      <w:numFmt w:val="bullet"/>
+      <w:lvlText w:val="o"/>
+      <w:lvlJc w:val="left"/>
+      <w:pPr>
+        <w:tabs>
+          <w:tab w:val="num" w:pos="1440"/>
+        </w:tabs>
+        <w:ind w:left="1440" w:hanging="360"/>
+      </w:pPr>
+      <w:rPr>
+        <w:rFonts w:ascii="Courier New" w:hAnsi="Courier New" w:hint="default"/>
+        <w:sz w:val="20"/>
+      </w:rPr>
+    </w:lvl>
+    <w:lvl w:ilvl="2" w:tentative="1">
+      <w:start w:val="1"/>
+      <w:numFmt w:val="bullet"/>
+      <w:lvlText w:val=""/>
+      <w:lvlJc w:val="left"/>
+      <w:pPr>
+        <w:tabs>
+          <w:tab w:val="num" w:pos="2160"/>
+        </w:tabs>
+        <w:ind w:left="2160" w:hanging="360"/>
+      </w:pPr>
+      <w:rPr>
+        <w:rFonts w:ascii="Wingdings" w:hAnsi="Wingdings" w:hint="default"/>
+        <w:sz w:val="20"/>
+      </w:rPr>
+    </w:lvl>
+    <w:lvl w:ilvl="3" w:tentative="1">
+      <w:start w:val="1"/>
+      <w:numFmt w:val="bullet"/>
+      <w:lvlText w:val=""/>
+      <w:lvlJc w:val="left"/>
+      <w:pPr>
+        <w:tabs>
+          <w:tab w:val="num" w:pos="2880"/>
+        </w:tabs>
+        <w:ind w:left="2880" w:hanging="360"/>
+      </w:pPr>
+      <w:rPr>
+        <w:rFonts w:ascii="Wingdings" w:hAnsi="Wingdings" w:hint="default"/>
+        <w:sz w:val="20"/>
+      </w:rPr>
+    </w:lvl>
+    <w:lvl w:ilvl="4" w:tentative="1">
+      <w:start w:val="1"/>
+      <w:numFmt w:val="bullet"/>
+      <w:lvlText w:val=""/>
+      <w:lvlJc w:val="left"/>
+      <w:pPr>
+        <w:tabs>
+          <w:tab w:val="num" w:pos="3600"/>
+        </w:tabs>
+        <w:ind w:left="3600" w:hanging="360"/>
+      </w:pPr>
+      <w:rPr>
+        <w:rFonts w:ascii="Wingdings" w:hAnsi="Wingdings" w:hint="default"/>
+        <w:sz w:val="20"/>
+      </w:rPr>
+    </w:lvl>
+    <w:lvl w:ilvl="5" w:tentative="1">
+      <w:start w:val="1"/>
+      <w:numFmt w:val="bullet"/>
+      <w:lvlText w:val=""/>
+      <w:lvlJc w:val="left"/>
+      <w:pPr>
+        <w:tabs>
+          <w:tab w:val="num" w:pos="4320"/>
+        </w:tabs>
+        <w:ind w:left="4320" w:hanging="360"/>
+      </w:pPr>
+      <w:rPr>
+        <w:rFonts w:ascii="Wingdings" w:hAnsi="Wingdings" w:hint="default"/>
+        <w:sz w:val="20"/>
+      </w:rPr>
+    </w:lvl>
+    <w:lvl w:ilvl="6" w:tentative="1">
+      <w:start w:val="1"/>
+      <w:numFmt w:val="bullet"/>
+      <w:lvlText w:val=""/>
+      <w:lvlJc w:val="left"/>
+      <w:pPr>
+        <w:tabs>
+          <w:tab w:val="num" w:pos="5040"/>
+        </w:tabs>
+        <w:ind w:left="5040" w:hanging="360"/>
+      </w:pPr>
+      <w:rPr>
+        <w:rFonts w:ascii="Wingdings" w:hAnsi="Wingdings" w:hint="default"/>
+        <w:sz w:val="20"/>
+      </w:rPr>
+    </w:lvl>
+    <w:lvl w:ilvl="7" w:tentative="1">
+      <w:start w:val="1"/>
+      <w:numFmt w:val="bullet"/>
+      <w:lvlText w:val=""/>
+      <w:lvlJc w:val="left"/>
+      <w:pPr>
+        <w:tabs>
+          <w:tab w:val="num" w:pos="5760"/>
+        </w:tabs>
+        <w:ind w:left="5760" w:hanging="360"/>
+      </w:pPr>
+      <w:rPr>
+        <w:rFonts w:ascii="Wingdings" w:hAnsi="Wingdings" w:hint="default"/>
+        <w:sz w:val="20"/>
+      </w:rPr>
+    </w:lvl>
+    <w:lvl w:ilvl="8" w:tentative="1">
+      <w:start w:val="1"/>
+      <w:numFmt w:val="bullet"/>
+      <w:lvlText w:val=""/>
+      <w:lvlJc w:val="left"/>
+      <w:pPr>
+        <w:tabs>
+          <w:tab w:val="num" w:pos="6480"/>
+        </w:tabs>
+        <w:ind w:left="6480" w:hanging="360"/>
+      </w:pPr>
+      <w:rPr>
+        <w:rFonts w:ascii="Wingdings" w:hAnsi="Wingdings" w:hint="default"/>
+        <w:sz w:val="20"/>
+      </w:rPr>
+    </w:lvl>
+  </w:abstractNum>
+  <w:abstractNum w:abstractNumId="26" w15:restartNumberingAfterBreak="0">
     <w:nsid w:val="30270AEE"/>
     <w:multiLevelType w:val="multilevel"/>
     <w:tmpl w:val="1DA8F5C2"/>
@@ -7979,7 +10183,7 @@
       </w:rPr>
     </w:lvl>
   </w:abstractNum>
-  <w:abstractNum w:abstractNumId="22" w15:restartNumberingAfterBreak="0">
+  <w:abstractNum w:abstractNumId="27" w15:restartNumberingAfterBreak="0">
     <w:nsid w:val="334B0D25"/>
     <w:multiLevelType w:val="multilevel"/>
     <w:tmpl w:val="EAA421E2"/>
@@ -8128,7 +10332,156 @@
       </w:rPr>
     </w:lvl>
   </w:abstractNum>
-  <w:abstractNum w:abstractNumId="23" w15:restartNumberingAfterBreak="0">
+  <w:abstractNum w:abstractNumId="28" w15:restartNumberingAfterBreak="0">
+    <w:nsid w:val="36BD3B73"/>
+    <w:multiLevelType w:val="multilevel"/>
+    <w:tmpl w:val="C90A21C8"/>
+    <w:lvl w:ilvl="0">
+      <w:start w:val="1"/>
+      <w:numFmt w:val="bullet"/>
+      <w:lvlText w:val=""/>
+      <w:lvlJc w:val="left"/>
+      <w:pPr>
+        <w:tabs>
+          <w:tab w:val="num" w:pos="720"/>
+        </w:tabs>
+        <w:ind w:left="720" w:hanging="360"/>
+      </w:pPr>
+      <w:rPr>
+        <w:rFonts w:ascii="Symbol" w:hAnsi="Symbol" w:hint="default"/>
+        <w:sz w:val="20"/>
+      </w:rPr>
+    </w:lvl>
+    <w:lvl w:ilvl="1" w:tentative="1">
+      <w:start w:val="1"/>
+      <w:numFmt w:val="bullet"/>
+      <w:lvlText w:val="o"/>
+      <w:lvlJc w:val="left"/>
+      <w:pPr>
+        <w:tabs>
+          <w:tab w:val="num" w:pos="1440"/>
+        </w:tabs>
+        <w:ind w:left="1440" w:hanging="360"/>
+      </w:pPr>
+      <w:rPr>
+        <w:rFonts w:ascii="Courier New" w:hAnsi="Courier New" w:hint="default"/>
+        <w:sz w:val="20"/>
+      </w:rPr>
+    </w:lvl>
+    <w:lvl w:ilvl="2" w:tentative="1">
+      <w:start w:val="1"/>
+      <w:numFmt w:val="bullet"/>
+      <w:lvlText w:val=""/>
+      <w:lvlJc w:val="left"/>
+      <w:pPr>
+        <w:tabs>
+          <w:tab w:val="num" w:pos="2160"/>
+        </w:tabs>
+        <w:ind w:left="2160" w:hanging="360"/>
+      </w:pPr>
+      <w:rPr>
+        <w:rFonts w:ascii="Wingdings" w:hAnsi="Wingdings" w:hint="default"/>
+        <w:sz w:val="20"/>
+      </w:rPr>
+    </w:lvl>
+    <w:lvl w:ilvl="3" w:tentative="1">
+      <w:start w:val="1"/>
+      <w:numFmt w:val="bullet"/>
+      <w:lvlText w:val=""/>
+      <w:lvlJc w:val="left"/>
+      <w:pPr>
+        <w:tabs>
+          <w:tab w:val="num" w:pos="2880"/>
+        </w:tabs>
+        <w:ind w:left="2880" w:hanging="360"/>
+      </w:pPr>
+      <w:rPr>
+        <w:rFonts w:ascii="Wingdings" w:hAnsi="Wingdings" w:hint="default"/>
+        <w:sz w:val="20"/>
+      </w:rPr>
+    </w:lvl>
+    <w:lvl w:ilvl="4" w:tentative="1">
+      <w:start w:val="1"/>
+      <w:numFmt w:val="bullet"/>
+      <w:lvlText w:val=""/>
+      <w:lvlJc w:val="left"/>
+      <w:pPr>
+        <w:tabs>
+          <w:tab w:val="num" w:pos="3600"/>
+        </w:tabs>
+        <w:ind w:left="3600" w:hanging="360"/>
+      </w:pPr>
+      <w:rPr>
+        <w:rFonts w:ascii="Wingdings" w:hAnsi="Wingdings" w:hint="default"/>
+        <w:sz w:val="20"/>
+      </w:rPr>
+    </w:lvl>
+    <w:lvl w:ilvl="5" w:tentative="1">
+      <w:start w:val="1"/>
+      <w:numFmt w:val="bullet"/>
+      <w:lvlText w:val=""/>
+      <w:lvlJc w:val="left"/>
+      <w:pPr>
+        <w:tabs>
+          <w:tab w:val="num" w:pos="4320"/>
+        </w:tabs>
+        <w:ind w:left="4320" w:hanging="360"/>
+      </w:pPr>
+      <w:rPr>
+        <w:rFonts w:ascii="Wingdings" w:hAnsi="Wingdings" w:hint="default"/>
+        <w:sz w:val="20"/>
+      </w:rPr>
+    </w:lvl>
+    <w:lvl w:ilvl="6" w:tentative="1">
+      <w:start w:val="1"/>
+      <w:numFmt w:val="bullet"/>
+      <w:lvlText w:val=""/>
+      <w:lvlJc w:val="left"/>
+      <w:pPr>
+        <w:tabs>
+          <w:tab w:val="num" w:pos="5040"/>
+        </w:tabs>
+        <w:ind w:left="5040" w:hanging="360"/>
+      </w:pPr>
+      <w:rPr>
+        <w:rFonts w:ascii="Wingdings" w:hAnsi="Wingdings" w:hint="default"/>
+        <w:sz w:val="20"/>
+      </w:rPr>
+    </w:lvl>
+    <w:lvl w:ilvl="7" w:tentative="1">
+      <w:start w:val="1"/>
+      <w:numFmt w:val="bullet"/>
+      <w:lvlText w:val=""/>
+      <w:lvlJc w:val="left"/>
+      <w:pPr>
+        <w:tabs>
+          <w:tab w:val="num" w:pos="5760"/>
+        </w:tabs>
+        <w:ind w:left="5760" w:hanging="360"/>
+      </w:pPr>
+      <w:rPr>
+        <w:rFonts w:ascii="Wingdings" w:hAnsi="Wingdings" w:hint="default"/>
+        <w:sz w:val="20"/>
+      </w:rPr>
+    </w:lvl>
+    <w:lvl w:ilvl="8" w:tentative="1">
+      <w:start w:val="1"/>
+      <w:numFmt w:val="bullet"/>
+      <w:lvlText w:val=""/>
+      <w:lvlJc w:val="left"/>
+      <w:pPr>
+        <w:tabs>
+          <w:tab w:val="num" w:pos="6480"/>
+        </w:tabs>
+        <w:ind w:left="6480" w:hanging="360"/>
+      </w:pPr>
+      <w:rPr>
+        <w:rFonts w:ascii="Wingdings" w:hAnsi="Wingdings" w:hint="default"/>
+        <w:sz w:val="20"/>
+      </w:rPr>
+    </w:lvl>
+  </w:abstractNum>
+  <w:abstractNum w:abstractNumId="29" w15:restartNumberingAfterBreak="0">
     <w:nsid w:val="391F14C7"/>
     <w:multiLevelType w:val="multilevel"/>
     <w:tmpl w:val="7E865B24"/>
@@ -8277,7 +10630,7 @@
       </w:rPr>
     </w:lvl>
   </w:abstractNum>
-  <w:abstractNum w:abstractNumId="24" w15:restartNumberingAfterBreak="0">
+  <w:abstractNum w:abstractNumId="30" w15:restartNumberingAfterBreak="0">
     <w:nsid w:val="3D616953"/>
     <w:multiLevelType w:val="multilevel"/>
     <w:tmpl w:val="CDEC4AA8"/>
@@ -8426,7 +10779,305 @@
       </w:rPr>
     </w:lvl>
   </w:abstractNum>
-  <w:abstractNum w:abstractNumId="25" w15:restartNumberingAfterBreak="0">
+  <w:abstractNum w:abstractNumId="31" w15:restartNumberingAfterBreak="0">
+    <w:nsid w:val="414F4382"/>
+    <w:multiLevelType w:val="multilevel"/>
+    <w:tmpl w:val="40B237AA"/>
+    <w:lvl w:ilvl="0">
+      <w:start w:val="1"/>
+      <w:numFmt w:val="bullet"/>
+      <w:lvlText w:val=""/>
+      <w:lvlJc w:val="left"/>
+      <w:pPr>
+        <w:tabs>
+          <w:tab w:val="num" w:pos="720"/>
+        </w:tabs>
+        <w:ind w:left="720" w:hanging="360"/>
+      </w:pPr>
+      <w:rPr>
+        <w:rFonts w:ascii="Symbol" w:hAnsi="Symbol" w:hint="default"/>
+        <w:sz w:val="20"/>
+      </w:rPr>
+    </w:lvl>
+    <w:lvl w:ilvl="1" w:tentative="1">
+      <w:start w:val="1"/>
+      <w:numFmt w:val="bullet"/>
+      <w:lvlText w:val="o"/>
+      <w:lvlJc w:val="left"/>
+      <w:pPr>
+        <w:tabs>
+          <w:tab w:val="num" w:pos="1440"/>
+        </w:tabs>
+        <w:ind w:left="1440" w:hanging="360"/>
+      </w:pPr>
+      <w:rPr>
+        <w:rFonts w:ascii="Courier New" w:hAnsi="Courier New" w:hint="default"/>
+        <w:sz w:val="20"/>
+      </w:rPr>
+    </w:lvl>
+    <w:lvl w:ilvl="2" w:tentative="1">
+      <w:start w:val="1"/>
+      <w:numFmt w:val="bullet"/>
+      <w:lvlText w:val=""/>
+      <w:lvlJc w:val="left"/>
+      <w:pPr>
+        <w:tabs>
+          <w:tab w:val="num" w:pos="2160"/>
+        </w:tabs>
+        <w:ind w:left="2160" w:hanging="360"/>
+      </w:pPr>
+      <w:rPr>
+        <w:rFonts w:ascii="Wingdings" w:hAnsi="Wingdings" w:hint="default"/>
+        <w:sz w:val="20"/>
+      </w:rPr>
+    </w:lvl>
+    <w:lvl w:ilvl="3" w:tentative="1">
+      <w:start w:val="1"/>
+      <w:numFmt w:val="bullet"/>
+      <w:lvlText w:val=""/>
+      <w:lvlJc w:val="left"/>
+      <w:pPr>
+        <w:tabs>
+          <w:tab w:val="num" w:pos="2880"/>
+        </w:tabs>
+        <w:ind w:left="2880" w:hanging="360"/>
+      </w:pPr>
+      <w:rPr>
+        <w:rFonts w:ascii="Wingdings" w:hAnsi="Wingdings" w:hint="default"/>
+        <w:sz w:val="20"/>
+      </w:rPr>
+    </w:lvl>
+    <w:lvl w:ilvl="4" w:tentative="1">
+      <w:start w:val="1"/>
+      <w:numFmt w:val="bullet"/>
+      <w:lvlText w:val=""/>
+      <w:lvlJc w:val="left"/>
+      <w:pPr>
+        <w:tabs>
+          <w:tab w:val="num" w:pos="3600"/>
+        </w:tabs>
+        <w:ind w:left="3600" w:hanging="360"/>
+      </w:pPr>
+      <w:rPr>
+        <w:rFonts w:ascii="Wingdings" w:hAnsi="Wingdings" w:hint="default"/>
+        <w:sz w:val="20"/>
+      </w:rPr>
+    </w:lvl>
+    <w:lvl w:ilvl="5" w:tentative="1">
+      <w:start w:val="1"/>
+      <w:numFmt w:val="bullet"/>
+      <w:lvlText w:val=""/>
+      <w:lvlJc w:val="left"/>
+      <w:pPr>
+        <w:tabs>
+          <w:tab w:val="num" w:pos="4320"/>
+        </w:tabs>
+        <w:ind w:left="4320" w:hanging="360"/>
+      </w:pPr>
+      <w:rPr>
+        <w:rFonts w:ascii="Wingdings" w:hAnsi="Wingdings" w:hint="default"/>
+        <w:sz w:val="20"/>
+      </w:rPr>
+    </w:lvl>
+    <w:lvl w:ilvl="6" w:tentative="1">
+      <w:start w:val="1"/>
+      <w:numFmt w:val="bullet"/>
+      <w:lvlText w:val=""/>
+      <w:lvlJc w:val="left"/>
+      <w:pPr>
+        <w:tabs>
+          <w:tab w:val="num" w:pos="5040"/>
+        </w:tabs>
+        <w:ind w:left="5040" w:hanging="360"/>
+      </w:pPr>
+      <w:rPr>
+        <w:rFonts w:ascii="Wingdings" w:hAnsi="Wingdings" w:hint="default"/>
+        <w:sz w:val="20"/>
+      </w:rPr>
+    </w:lvl>
+    <w:lvl w:ilvl="7" w:tentative="1">
+      <w:start w:val="1"/>
+      <w:numFmt w:val="bullet"/>
+      <w:lvlText w:val=""/>
+      <w:lvlJc w:val="left"/>
+      <w:pPr>
+        <w:tabs>
+          <w:tab w:val="num" w:pos="5760"/>
+        </w:tabs>
+        <w:ind w:left="5760" w:hanging="360"/>
+      </w:pPr>
+      <w:rPr>
+        <w:rFonts w:ascii="Wingdings" w:hAnsi="Wingdings" w:hint="default"/>
+        <w:sz w:val="20"/>
+      </w:rPr>
+    </w:lvl>
+    <w:lvl w:ilvl="8" w:tentative="1">
+      <w:start w:val="1"/>
+      <w:numFmt w:val="bullet"/>
+      <w:lvlText w:val=""/>
+      <w:lvlJc w:val="left"/>
+      <w:pPr>
+        <w:tabs>
+          <w:tab w:val="num" w:pos="6480"/>
+        </w:tabs>
+        <w:ind w:left="6480" w:hanging="360"/>
+      </w:pPr>
+      <w:rPr>
+        <w:rFonts w:ascii="Wingdings" w:hAnsi="Wingdings" w:hint="default"/>
+        <w:sz w:val="20"/>
+      </w:rPr>
+    </w:lvl>
+  </w:abstractNum>
+  <w:abstractNum w:abstractNumId="32" w15:restartNumberingAfterBreak="0">
+    <w:nsid w:val="425E42C9"/>
+    <w:multiLevelType w:val="multilevel"/>
+    <w:tmpl w:val="AF6E844E"/>
+    <w:lvl w:ilvl="0">
+      <w:start w:val="1"/>
+      <w:numFmt w:val="bullet"/>
+      <w:lvlText w:val=""/>
+      <w:lvlJc w:val="left"/>
+      <w:pPr>
+        <w:tabs>
+          <w:tab w:val="num" w:pos="720"/>
+        </w:tabs>
+        <w:ind w:left="720" w:hanging="360"/>
+      </w:pPr>
+      <w:rPr>
+        <w:rFonts w:ascii="Symbol" w:hAnsi="Symbol" w:hint="default"/>
+        <w:sz w:val="20"/>
+      </w:rPr>
+    </w:lvl>
+    <w:lvl w:ilvl="1" w:tentative="1">
+      <w:start w:val="1"/>
+      <w:numFmt w:val="bullet"/>
+      <w:lvlText w:val="o"/>
+      <w:lvlJc w:val="left"/>
+      <w:pPr>
+        <w:tabs>
+          <w:tab w:val="num" w:pos="1440"/>
+        </w:tabs>
+        <w:ind w:left="1440" w:hanging="360"/>
+      </w:pPr>
+      <w:rPr>
+        <w:rFonts w:ascii="Courier New" w:hAnsi="Courier New" w:hint="default"/>
+        <w:sz w:val="20"/>
+      </w:rPr>
+    </w:lvl>
+    <w:lvl w:ilvl="2" w:tentative="1">
+      <w:start w:val="1"/>
+      <w:numFmt w:val="bullet"/>
+      <w:lvlText w:val=""/>
+      <w:lvlJc w:val="left"/>
+      <w:pPr>
+        <w:tabs>
+          <w:tab w:val="num" w:pos="2160"/>
+        </w:tabs>
+        <w:ind w:left="2160" w:hanging="360"/>
+      </w:pPr>
+      <w:rPr>
+        <w:rFonts w:ascii="Wingdings" w:hAnsi="Wingdings" w:hint="default"/>
+        <w:sz w:val="20"/>
+      </w:rPr>
+    </w:lvl>
+    <w:lvl w:ilvl="3" w:tentative="1">
+      <w:start w:val="1"/>
+      <w:numFmt w:val="bullet"/>
+      <w:lvlText w:val=""/>
+      <w:lvlJc w:val="left"/>
+      <w:pPr>
+        <w:tabs>
+          <w:tab w:val="num" w:pos="2880"/>
+        </w:tabs>
+        <w:ind w:left="2880" w:hanging="360"/>
+      </w:pPr>
+      <w:rPr>
+        <w:rFonts w:ascii="Wingdings" w:hAnsi="Wingdings" w:hint="default"/>
+        <w:sz w:val="20"/>
+      </w:rPr>
+    </w:lvl>
+    <w:lvl w:ilvl="4" w:tentative="1">
+      <w:start w:val="1"/>
+      <w:numFmt w:val="bullet"/>
+      <w:lvlText w:val=""/>
+      <w:lvlJc w:val="left"/>
+      <w:pPr>
+        <w:tabs>
+          <w:tab w:val="num" w:pos="3600"/>
+        </w:tabs>
+        <w:ind w:left="3600" w:hanging="360"/>
+      </w:pPr>
+      <w:rPr>
+        <w:rFonts w:ascii="Wingdings" w:hAnsi="Wingdings" w:hint="default"/>
+        <w:sz w:val="20"/>
+      </w:rPr>
+    </w:lvl>
+    <w:lvl w:ilvl="5" w:tentative="1">
+      <w:start w:val="1"/>
+      <w:numFmt w:val="bullet"/>
+      <w:lvlText w:val=""/>
+      <w:lvlJc w:val="left"/>
+      <w:pPr>
+        <w:tabs>
+          <w:tab w:val="num" w:pos="4320"/>
+        </w:tabs>
+        <w:ind w:left="4320" w:hanging="360"/>
+      </w:pPr>
+      <w:rPr>
+        <w:rFonts w:ascii="Wingdings" w:hAnsi="Wingdings" w:hint="default"/>
+        <w:sz w:val="20"/>
+      </w:rPr>
+    </w:lvl>
+    <w:lvl w:ilvl="6" w:tentative="1">
+      <w:start w:val="1"/>
+      <w:numFmt w:val="bullet"/>
+      <w:lvlText w:val=""/>
+      <w:lvlJc w:val="left"/>
+      <w:pPr>
+        <w:tabs>
+          <w:tab w:val="num" w:pos="5040"/>
+        </w:tabs>
+        <w:ind w:left="5040" w:hanging="360"/>
+      </w:pPr>
+      <w:rPr>
+        <w:rFonts w:ascii="Wingdings" w:hAnsi="Wingdings" w:hint="default"/>
+        <w:sz w:val="20"/>
+      </w:rPr>
+    </w:lvl>
+    <w:lvl w:ilvl="7" w:tentative="1">
+      <w:start w:val="1"/>
+      <w:numFmt w:val="bullet"/>
+      <w:lvlText w:val=""/>
+      <w:lvlJc w:val="left"/>
+      <w:pPr>
+        <w:tabs>
+          <w:tab w:val="num" w:pos="5760"/>
+        </w:tabs>
+        <w:ind w:left="5760" w:hanging="360"/>
+      </w:pPr>
+      <w:rPr>
+        <w:rFonts w:ascii="Wingdings" w:hAnsi="Wingdings" w:hint="default"/>
+        <w:sz w:val="20"/>
+      </w:rPr>
+    </w:lvl>
+    <w:lvl w:ilvl="8" w:tentative="1">
+      <w:start w:val="1"/>
+      <w:numFmt w:val="bullet"/>
+      <w:lvlText w:val=""/>
+      <w:lvlJc w:val="left"/>
+      <w:pPr>
+        <w:tabs>
+          <w:tab w:val="num" w:pos="6480"/>
+        </w:tabs>
+        <w:ind w:left="6480" w:hanging="360"/>
+      </w:pPr>
+      <w:rPr>
+        <w:rFonts w:ascii="Wingdings" w:hAnsi="Wingdings" w:hint="default"/>
+        <w:sz w:val="20"/>
+      </w:rPr>
+    </w:lvl>
+  </w:abstractNum>
+  <w:abstractNum w:abstractNumId="33" w15:restartNumberingAfterBreak="0">
     <w:nsid w:val="49EF0CD9"/>
     <w:multiLevelType w:val="multilevel"/>
     <w:tmpl w:val="3E94303E"/>
@@ -8575,7 +11226,7 @@
       </w:rPr>
     </w:lvl>
   </w:abstractNum>
-  <w:abstractNum w:abstractNumId="26" w15:restartNumberingAfterBreak="0">
+  <w:abstractNum w:abstractNumId="34" w15:restartNumberingAfterBreak="0">
     <w:nsid w:val="4FC330FA"/>
     <w:multiLevelType w:val="multilevel"/>
     <w:tmpl w:val="2EBC2D46"/>
@@ -8724,7 +11375,7 @@
       </w:rPr>
     </w:lvl>
   </w:abstractNum>
-  <w:abstractNum w:abstractNumId="27" w15:restartNumberingAfterBreak="0">
+  <w:abstractNum w:abstractNumId="35" w15:restartNumberingAfterBreak="0">
     <w:nsid w:val="56E562B3"/>
     <w:multiLevelType w:val="multilevel"/>
     <w:tmpl w:val="7014505C"/>
@@ -8873,7 +11524,7 @@
       </w:rPr>
     </w:lvl>
   </w:abstractNum>
-  <w:abstractNum w:abstractNumId="28" w15:restartNumberingAfterBreak="0">
+  <w:abstractNum w:abstractNumId="36" w15:restartNumberingAfterBreak="0">
     <w:nsid w:val="64710332"/>
     <w:multiLevelType w:val="multilevel"/>
     <w:tmpl w:val="6F323F34"/>
@@ -9022,7 +11673,7 @@
       </w:rPr>
     </w:lvl>
   </w:abstractNum>
-  <w:abstractNum w:abstractNumId="29" w15:restartNumberingAfterBreak="0">
+  <w:abstractNum w:abstractNumId="37" w15:restartNumberingAfterBreak="0">
     <w:nsid w:val="67712D20"/>
     <w:multiLevelType w:val="multilevel"/>
     <w:tmpl w:val="DAAA3502"/>
@@ -9171,7 +11822,7 @@
       </w:rPr>
     </w:lvl>
   </w:abstractNum>
-  <w:abstractNum w:abstractNumId="30" w15:restartNumberingAfterBreak="0">
+  <w:abstractNum w:abstractNumId="38" w15:restartNumberingAfterBreak="0">
     <w:nsid w:val="68072F96"/>
     <w:multiLevelType w:val="multilevel"/>
     <w:tmpl w:val="716A55F6"/>
@@ -9320,7 +11971,7 @@
       </w:rPr>
     </w:lvl>
   </w:abstractNum>
-  <w:abstractNum w:abstractNumId="31" w15:restartNumberingAfterBreak="0">
+  <w:abstractNum w:abstractNumId="39" w15:restartNumberingAfterBreak="0">
     <w:nsid w:val="68DD39D9"/>
     <w:multiLevelType w:val="multilevel"/>
     <w:tmpl w:val="D40E9B16"/>
@@ -9469,7 +12120,7 @@
       </w:rPr>
     </w:lvl>
   </w:abstractNum>
-  <w:abstractNum w:abstractNumId="32" w15:restartNumberingAfterBreak="0">
+  <w:abstractNum w:abstractNumId="40" w15:restartNumberingAfterBreak="0">
     <w:nsid w:val="6C57249A"/>
     <w:multiLevelType w:val="multilevel"/>
     <w:tmpl w:val="A2E4914A"/>
@@ -9618,7 +12269,7 @@
       </w:rPr>
     </w:lvl>
   </w:abstractNum>
-  <w:abstractNum w:abstractNumId="33" w15:restartNumberingAfterBreak="0">
+  <w:abstractNum w:abstractNumId="41" w15:restartNumberingAfterBreak="0">
     <w:nsid w:val="6FB13AAB"/>
     <w:multiLevelType w:val="multilevel"/>
     <w:tmpl w:val="D20CA050"/>
@@ -9767,7 +12418,7 @@
       </w:rPr>
     </w:lvl>
   </w:abstractNum>
-  <w:abstractNum w:abstractNumId="34" w15:restartNumberingAfterBreak="0">
+  <w:abstractNum w:abstractNumId="42" w15:restartNumberingAfterBreak="0">
     <w:nsid w:val="7241065B"/>
     <w:multiLevelType w:val="multilevel"/>
     <w:tmpl w:val="E458825A"/>
@@ -9916,7 +12567,7 @@
       </w:rPr>
     </w:lvl>
   </w:abstractNum>
-  <w:abstractNum w:abstractNumId="35" w15:restartNumberingAfterBreak="0">
+  <w:abstractNum w:abstractNumId="43" w15:restartNumberingAfterBreak="0">
     <w:nsid w:val="72B277E3"/>
     <w:multiLevelType w:val="multilevel"/>
     <w:tmpl w:val="3822C3EA"/>
@@ -10065,7 +12716,305 @@
       </w:rPr>
     </w:lvl>
   </w:abstractNum>
-  <w:abstractNum w:abstractNumId="36" w15:restartNumberingAfterBreak="0">
+  <w:abstractNum w:abstractNumId="44" w15:restartNumberingAfterBreak="0">
+    <w:nsid w:val="73D61A34"/>
+    <w:multiLevelType w:val="multilevel"/>
+    <w:tmpl w:val="070C9F86"/>
+    <w:lvl w:ilvl="0">
+      <w:start w:val="1"/>
+      <w:numFmt w:val="bullet"/>
+      <w:lvlText w:val=""/>
+      <w:lvlJc w:val="left"/>
+      <w:pPr>
+        <w:tabs>
+          <w:tab w:val="num" w:pos="720"/>
+        </w:tabs>
+        <w:ind w:left="720" w:hanging="360"/>
+      </w:pPr>
+      <w:rPr>
+        <w:rFonts w:ascii="Symbol" w:hAnsi="Symbol" w:hint="default"/>
+        <w:sz w:val="20"/>
+      </w:rPr>
+    </w:lvl>
+    <w:lvl w:ilvl="1" w:tentative="1">
+      <w:start w:val="1"/>
+      <w:numFmt w:val="bullet"/>
+      <w:lvlText w:val="o"/>
+      <w:lvlJc w:val="left"/>
+      <w:pPr>
+        <w:tabs>
+          <w:tab w:val="num" w:pos="1440"/>
+        </w:tabs>
+        <w:ind w:left="1440" w:hanging="360"/>
+      </w:pPr>
+      <w:rPr>
+        <w:rFonts w:ascii="Courier New" w:hAnsi="Courier New" w:hint="default"/>
+        <w:sz w:val="20"/>
+      </w:rPr>
+    </w:lvl>
+    <w:lvl w:ilvl="2" w:tentative="1">
+      <w:start w:val="1"/>
+      <w:numFmt w:val="bullet"/>
+      <w:lvlText w:val=""/>
+      <w:lvlJc w:val="left"/>
+      <w:pPr>
+        <w:tabs>
+          <w:tab w:val="num" w:pos="2160"/>
+        </w:tabs>
+        <w:ind w:left="2160" w:hanging="360"/>
+      </w:pPr>
+      <w:rPr>
+        <w:rFonts w:ascii="Wingdings" w:hAnsi="Wingdings" w:hint="default"/>
+        <w:sz w:val="20"/>
+      </w:rPr>
+    </w:lvl>
+    <w:lvl w:ilvl="3" w:tentative="1">
+      <w:start w:val="1"/>
+      <w:numFmt w:val="bullet"/>
+      <w:lvlText w:val=""/>
+      <w:lvlJc w:val="left"/>
+      <w:pPr>
+        <w:tabs>
+          <w:tab w:val="num" w:pos="2880"/>
+        </w:tabs>
+        <w:ind w:left="2880" w:hanging="360"/>
+      </w:pPr>
+      <w:rPr>
+        <w:rFonts w:ascii="Wingdings" w:hAnsi="Wingdings" w:hint="default"/>
+        <w:sz w:val="20"/>
+      </w:rPr>
+    </w:lvl>
+    <w:lvl w:ilvl="4" w:tentative="1">
+      <w:start w:val="1"/>
+      <w:numFmt w:val="bullet"/>
+      <w:lvlText w:val=""/>
+      <w:lvlJc w:val="left"/>
+      <w:pPr>
+        <w:tabs>
+          <w:tab w:val="num" w:pos="3600"/>
+        </w:tabs>
+        <w:ind w:left="3600" w:hanging="360"/>
+      </w:pPr>
+      <w:rPr>
+        <w:rFonts w:ascii="Wingdings" w:hAnsi="Wingdings" w:hint="default"/>
+        <w:sz w:val="20"/>
+      </w:rPr>
+    </w:lvl>
+    <w:lvl w:ilvl="5" w:tentative="1">
+      <w:start w:val="1"/>
+      <w:numFmt w:val="bullet"/>
+      <w:lvlText w:val=""/>
+      <w:lvlJc w:val="left"/>
+      <w:pPr>
+        <w:tabs>
+          <w:tab w:val="num" w:pos="4320"/>
+        </w:tabs>
+        <w:ind w:left="4320" w:hanging="360"/>
+      </w:pPr>
+      <w:rPr>
+        <w:rFonts w:ascii="Wingdings" w:hAnsi="Wingdings" w:hint="default"/>
+        <w:sz w:val="20"/>
+      </w:rPr>
+    </w:lvl>
+    <w:lvl w:ilvl="6" w:tentative="1">
+      <w:start w:val="1"/>
+      <w:numFmt w:val="bullet"/>
+      <w:lvlText w:val=""/>
+      <w:lvlJc w:val="left"/>
+      <w:pPr>
+        <w:tabs>
+          <w:tab w:val="num" w:pos="5040"/>
+        </w:tabs>
+        <w:ind w:left="5040" w:hanging="360"/>
+      </w:pPr>
+      <w:rPr>
+        <w:rFonts w:ascii="Wingdings" w:hAnsi="Wingdings" w:hint="default"/>
+        <w:sz w:val="20"/>
+      </w:rPr>
+    </w:lvl>
+    <w:lvl w:ilvl="7" w:tentative="1">
+      <w:start w:val="1"/>
+      <w:numFmt w:val="bullet"/>
+      <w:lvlText w:val=""/>
+      <w:lvlJc w:val="left"/>
+      <w:pPr>
+        <w:tabs>
+          <w:tab w:val="num" w:pos="5760"/>
+        </w:tabs>
+        <w:ind w:left="5760" w:hanging="360"/>
+      </w:pPr>
+      <w:rPr>
+        <w:rFonts w:ascii="Wingdings" w:hAnsi="Wingdings" w:hint="default"/>
+        <w:sz w:val="20"/>
+      </w:rPr>
+    </w:lvl>
+    <w:lvl w:ilvl="8" w:tentative="1">
+      <w:start w:val="1"/>
+      <w:numFmt w:val="bullet"/>
+      <w:lvlText w:val=""/>
+      <w:lvlJc w:val="left"/>
+      <w:pPr>
+        <w:tabs>
+          <w:tab w:val="num" w:pos="6480"/>
+        </w:tabs>
+        <w:ind w:left="6480" w:hanging="360"/>
+      </w:pPr>
+      <w:rPr>
+        <w:rFonts w:ascii="Wingdings" w:hAnsi="Wingdings" w:hint="default"/>
+        <w:sz w:val="20"/>
+      </w:rPr>
+    </w:lvl>
+  </w:abstractNum>
+  <w:abstractNum w:abstractNumId="45" w15:restartNumberingAfterBreak="0">
+    <w:nsid w:val="74C45F0B"/>
+    <w:multiLevelType w:val="multilevel"/>
+    <w:tmpl w:val="D98A398C"/>
+    <w:lvl w:ilvl="0">
+      <w:start w:val="1"/>
+      <w:numFmt w:val="bullet"/>
+      <w:lvlText w:val=""/>
+      <w:lvlJc w:val="left"/>
+      <w:pPr>
+        <w:tabs>
+          <w:tab w:val="num" w:pos="720"/>
+        </w:tabs>
+        <w:ind w:left="720" w:hanging="360"/>
+      </w:pPr>
+      <w:rPr>
+        <w:rFonts w:ascii="Symbol" w:hAnsi="Symbol" w:hint="default"/>
+        <w:sz w:val="20"/>
+      </w:rPr>
+    </w:lvl>
+    <w:lvl w:ilvl="1" w:tentative="1">
+      <w:start w:val="1"/>
+      <w:numFmt w:val="bullet"/>
+      <w:lvlText w:val="o"/>
+      <w:lvlJc w:val="left"/>
+      <w:pPr>
+        <w:tabs>
+          <w:tab w:val="num" w:pos="1440"/>
+        </w:tabs>
+        <w:ind w:left="1440" w:hanging="360"/>
+      </w:pPr>
+      <w:rPr>
+        <w:rFonts w:ascii="Courier New" w:hAnsi="Courier New" w:hint="default"/>
+        <w:sz w:val="20"/>
+      </w:rPr>
+    </w:lvl>
+    <w:lvl w:ilvl="2" w:tentative="1">
+      <w:start w:val="1"/>
+      <w:numFmt w:val="bullet"/>
+      <w:lvlText w:val=""/>
+      <w:lvlJc w:val="left"/>
+      <w:pPr>
+        <w:tabs>
+          <w:tab w:val="num" w:pos="2160"/>
+        </w:tabs>
+        <w:ind w:left="2160" w:hanging="360"/>
+      </w:pPr>
+      <w:rPr>
+        <w:rFonts w:ascii="Wingdings" w:hAnsi="Wingdings" w:hint="default"/>
+        <w:sz w:val="20"/>
+      </w:rPr>
+    </w:lvl>
+    <w:lvl w:ilvl="3" w:tentative="1">
+      <w:start w:val="1"/>
+      <w:numFmt w:val="bullet"/>
+      <w:lvlText w:val=""/>
+      <w:lvlJc w:val="left"/>
+      <w:pPr>
+        <w:tabs>
+          <w:tab w:val="num" w:pos="2880"/>
+        </w:tabs>
+        <w:ind w:left="2880" w:hanging="360"/>
+      </w:pPr>
+      <w:rPr>
+        <w:rFonts w:ascii="Wingdings" w:hAnsi="Wingdings" w:hint="default"/>
+        <w:sz w:val="20"/>
+      </w:rPr>
+    </w:lvl>
+    <w:lvl w:ilvl="4" w:tentative="1">
+      <w:start w:val="1"/>
+      <w:numFmt w:val="bullet"/>
+      <w:lvlText w:val=""/>
+      <w:lvlJc w:val="left"/>
+      <w:pPr>
+        <w:tabs>
+          <w:tab w:val="num" w:pos="3600"/>
+        </w:tabs>
+        <w:ind w:left="3600" w:hanging="360"/>
+      </w:pPr>
+      <w:rPr>
+        <w:rFonts w:ascii="Wingdings" w:hAnsi="Wingdings" w:hint="default"/>
+        <w:sz w:val="20"/>
+      </w:rPr>
+    </w:lvl>
+    <w:lvl w:ilvl="5" w:tentative="1">
+      <w:start w:val="1"/>
+      <w:numFmt w:val="bullet"/>
+      <w:lvlText w:val=""/>
+      <w:lvlJc w:val="left"/>
+      <w:pPr>
+        <w:tabs>
+          <w:tab w:val="num" w:pos="4320"/>
+        </w:tabs>
+        <w:ind w:left="4320" w:hanging="360"/>
+      </w:pPr>
+      <w:rPr>
+        <w:rFonts w:ascii="Wingdings" w:hAnsi="Wingdings" w:hint="default"/>
+        <w:sz w:val="20"/>
+      </w:rPr>
+    </w:lvl>
+    <w:lvl w:ilvl="6" w:tentative="1">
+      <w:start w:val="1"/>
+      <w:numFmt w:val="bullet"/>
+      <w:lvlText w:val=""/>
+      <w:lvlJc w:val="left"/>
+      <w:pPr>
+        <w:tabs>
+          <w:tab w:val="num" w:pos="5040"/>
+        </w:tabs>
+        <w:ind w:left="5040" w:hanging="360"/>
+      </w:pPr>
+      <w:rPr>
+        <w:rFonts w:ascii="Wingdings" w:hAnsi="Wingdings" w:hint="default"/>
+        <w:sz w:val="20"/>
+      </w:rPr>
+    </w:lvl>
+    <w:lvl w:ilvl="7" w:tentative="1">
+      <w:start w:val="1"/>
+      <w:numFmt w:val="bullet"/>
+      <w:lvlText w:val=""/>
+      <w:lvlJc w:val="left"/>
+      <w:pPr>
+        <w:tabs>
+          <w:tab w:val="num" w:pos="5760"/>
+        </w:tabs>
+        <w:ind w:left="5760" w:hanging="360"/>
+      </w:pPr>
+      <w:rPr>
+        <w:rFonts w:ascii="Wingdings" w:hAnsi="Wingdings" w:hint="default"/>
+        <w:sz w:val="20"/>
+      </w:rPr>
+    </w:lvl>
+    <w:lvl w:ilvl="8" w:tentative="1">
+      <w:start w:val="1"/>
+      <w:numFmt w:val="bullet"/>
+      <w:lvlText w:val=""/>
+      <w:lvlJc w:val="left"/>
+      <w:pPr>
+        <w:tabs>
+          <w:tab w:val="num" w:pos="6480"/>
+        </w:tabs>
+        <w:ind w:left="6480" w:hanging="360"/>
+      </w:pPr>
+      <w:rPr>
+        <w:rFonts w:ascii="Wingdings" w:hAnsi="Wingdings" w:hint="default"/>
+        <w:sz w:val="20"/>
+      </w:rPr>
+    </w:lvl>
+  </w:abstractNum>
+  <w:abstractNum w:abstractNumId="46" w15:restartNumberingAfterBreak="0">
     <w:nsid w:val="78A47DF5"/>
     <w:multiLevelType w:val="multilevel"/>
     <w:tmpl w:val="FB2A19A2"/>
@@ -10214,7 +13163,7 @@
       </w:rPr>
     </w:lvl>
   </w:abstractNum>
-  <w:abstractNum w:abstractNumId="37" w15:restartNumberingAfterBreak="0">
+  <w:abstractNum w:abstractNumId="47" w15:restartNumberingAfterBreak="0">
     <w:nsid w:val="7A427E39"/>
     <w:multiLevelType w:val="multilevel"/>
     <w:tmpl w:val="41860F96"/>
@@ -10363,7 +13312,7 @@
       </w:rPr>
     </w:lvl>
   </w:abstractNum>
-  <w:abstractNum w:abstractNumId="38" w15:restartNumberingAfterBreak="0">
+  <w:abstractNum w:abstractNumId="48" w15:restartNumberingAfterBreak="0">
     <w:nsid w:val="7F2F0B8A"/>
     <w:multiLevelType w:val="multilevel"/>
     <w:tmpl w:val="D53E6360"/>
@@ -10512,7 +13461,7 @@
       </w:rPr>
     </w:lvl>
   </w:abstractNum>
-  <w:abstractNum w:abstractNumId="39" w15:restartNumberingAfterBreak="0">
+  <w:abstractNum w:abstractNumId="49" w15:restartNumberingAfterBreak="0">
     <w:nsid w:val="7FD96DA3"/>
     <w:multiLevelType w:val="multilevel"/>
     <w:tmpl w:val="BEC06594"/>
@@ -10662,124 +13611,154 @@
     </w:lvl>
   </w:abstractNum>
   <w:num w:numId="1" w16cid:durableId="1225413084">
-    <w:abstractNumId w:val="3"/>
+    <w:abstractNumId w:val="7"/>
   </w:num>
   <w:num w:numId="2" w16cid:durableId="1665157866">
+    <w:abstractNumId w:val="26"/>
+  </w:num>
+  <w:num w:numId="3" w16cid:durableId="503709741">
+    <w:abstractNumId w:val="33"/>
+  </w:num>
+  <w:num w:numId="4" w16cid:durableId="419134824">
+    <w:abstractNumId w:val="47"/>
+  </w:num>
+  <w:num w:numId="5" w16cid:durableId="1317034549">
+    <w:abstractNumId w:val="17"/>
+  </w:num>
+  <w:num w:numId="6" w16cid:durableId="1912041016">
+    <w:abstractNumId w:val="46"/>
+  </w:num>
+  <w:num w:numId="7" w16cid:durableId="982735021">
+    <w:abstractNumId w:val="14"/>
+  </w:num>
+  <w:num w:numId="8" w16cid:durableId="1488086375">
+    <w:abstractNumId w:val="22"/>
+  </w:num>
+  <w:num w:numId="9" w16cid:durableId="867377059">
+    <w:abstractNumId w:val="16"/>
+  </w:num>
+  <w:num w:numId="10" w16cid:durableId="316495973">
+    <w:abstractNumId w:val="42"/>
+  </w:num>
+  <w:num w:numId="11" w16cid:durableId="749548652">
+    <w:abstractNumId w:val="18"/>
+  </w:num>
+  <w:num w:numId="12" w16cid:durableId="651762747">
+    <w:abstractNumId w:val="35"/>
+  </w:num>
+  <w:num w:numId="13" w16cid:durableId="1966620606">
+    <w:abstractNumId w:val="13"/>
+  </w:num>
+  <w:num w:numId="14" w16cid:durableId="30034486">
+    <w:abstractNumId w:val="24"/>
+  </w:num>
+  <w:num w:numId="15" w16cid:durableId="1294874157">
+    <w:abstractNumId w:val="8"/>
+  </w:num>
+  <w:num w:numId="16" w16cid:durableId="294719630">
+    <w:abstractNumId w:val="11"/>
+  </w:num>
+  <w:num w:numId="17" w16cid:durableId="534924983">
+    <w:abstractNumId w:val="38"/>
+  </w:num>
+  <w:num w:numId="18" w16cid:durableId="852689627">
+    <w:abstractNumId w:val="2"/>
+  </w:num>
+  <w:num w:numId="19" w16cid:durableId="935602455">
+    <w:abstractNumId w:val="20"/>
+  </w:num>
+  <w:num w:numId="20" w16cid:durableId="386808109">
+    <w:abstractNumId w:val="5"/>
+  </w:num>
+  <w:num w:numId="21" w16cid:durableId="1646818094">
+    <w:abstractNumId w:val="15"/>
+  </w:num>
+  <w:num w:numId="22" w16cid:durableId="847019958">
+    <w:abstractNumId w:val="49"/>
+  </w:num>
+  <w:num w:numId="23" w16cid:durableId="64450154">
+    <w:abstractNumId w:val="29"/>
+  </w:num>
+  <w:num w:numId="24" w16cid:durableId="307973759">
+    <w:abstractNumId w:val="23"/>
+  </w:num>
+  <w:num w:numId="25" w16cid:durableId="1380013565">
+    <w:abstractNumId w:val="12"/>
+  </w:num>
+  <w:num w:numId="26" w16cid:durableId="431584152">
+    <w:abstractNumId w:val="10"/>
+  </w:num>
+  <w:num w:numId="27" w16cid:durableId="2136674330">
+    <w:abstractNumId w:val="36"/>
+  </w:num>
+  <w:num w:numId="28" w16cid:durableId="287276714">
+    <w:abstractNumId w:val="39"/>
+  </w:num>
+  <w:num w:numId="29" w16cid:durableId="765274742">
+    <w:abstractNumId w:val="9"/>
+  </w:num>
+  <w:num w:numId="30" w16cid:durableId="910888459">
+    <w:abstractNumId w:val="43"/>
+  </w:num>
+  <w:num w:numId="31" w16cid:durableId="1735003821">
+    <w:abstractNumId w:val="48"/>
+  </w:num>
+  <w:num w:numId="32" w16cid:durableId="747189856">
+    <w:abstractNumId w:val="27"/>
+  </w:num>
+  <w:num w:numId="33" w16cid:durableId="882252582">
+    <w:abstractNumId w:val="30"/>
+  </w:num>
+  <w:num w:numId="34" w16cid:durableId="2082941922">
+    <w:abstractNumId w:val="37"/>
+  </w:num>
+  <w:num w:numId="35" w16cid:durableId="823280619">
+    <w:abstractNumId w:val="34"/>
+  </w:num>
+  <w:num w:numId="36" w16cid:durableId="470944987">
     <w:abstractNumId w:val="21"/>
   </w:num>
-  <w:num w:numId="3" w16cid:durableId="503709741">
-    <w:abstractNumId w:val="25"/>
-  </w:num>
-  <w:num w:numId="4" w16cid:durableId="419134824">
-    <w:abstractNumId w:val="37"/>
-  </w:num>
-  <w:num w:numId="5" w16cid:durableId="1317034549">
-    <w:abstractNumId w:val="13"/>
-  </w:num>
-  <w:num w:numId="6" w16cid:durableId="1912041016">
-    <w:abstractNumId w:val="36"/>
-  </w:num>
-  <w:num w:numId="7" w16cid:durableId="982735021">
-    <w:abstractNumId w:val="10"/>
-  </w:num>
-  <w:num w:numId="8" w16cid:durableId="1488086375">
-    <w:abstractNumId w:val="18"/>
-  </w:num>
-  <w:num w:numId="9" w16cid:durableId="867377059">
-    <w:abstractNumId w:val="12"/>
-  </w:num>
-  <w:num w:numId="10" w16cid:durableId="316495973">
-    <w:abstractNumId w:val="34"/>
-  </w:num>
-  <w:num w:numId="11" w16cid:durableId="749548652">
-    <w:abstractNumId w:val="14"/>
-  </w:num>
-  <w:num w:numId="12" w16cid:durableId="651762747">
-    <w:abstractNumId w:val="27"/>
-  </w:num>
-  <w:num w:numId="13" w16cid:durableId="1966620606">
-    <w:abstractNumId w:val="9"/>
-  </w:num>
-  <w:num w:numId="14" w16cid:durableId="30034486">
-    <w:abstractNumId w:val="20"/>
-  </w:num>
-  <w:num w:numId="15" w16cid:durableId="1294874157">
-    <w:abstractNumId w:val="4"/>
-  </w:num>
-  <w:num w:numId="16" w16cid:durableId="294719630">
-    <w:abstractNumId w:val="7"/>
-  </w:num>
-  <w:num w:numId="17" w16cid:durableId="534924983">
-    <w:abstractNumId w:val="30"/>
-  </w:num>
-  <w:num w:numId="18" w16cid:durableId="852689627">
-    <w:abstractNumId w:val="1"/>
-  </w:num>
-  <w:num w:numId="19" w16cid:durableId="935602455">
-    <w:abstractNumId w:val="16"/>
-  </w:num>
-  <w:num w:numId="20" w16cid:durableId="386808109">
-    <w:abstractNumId w:val="2"/>
-  </w:num>
-  <w:num w:numId="21" w16cid:durableId="1646818094">
-    <w:abstractNumId w:val="11"/>
-  </w:num>
-  <w:num w:numId="22" w16cid:durableId="847019958">
-    <w:abstractNumId w:val="39"/>
-  </w:num>
-  <w:num w:numId="23" w16cid:durableId="64450154">
-    <w:abstractNumId w:val="23"/>
-  </w:num>
-  <w:num w:numId="24" w16cid:durableId="307973759">
-    <w:abstractNumId w:val="19"/>
-  </w:num>
-  <w:num w:numId="25" w16cid:durableId="1380013565">
-    <w:abstractNumId w:val="8"/>
-  </w:num>
-  <w:num w:numId="26" w16cid:durableId="431584152">
-    <w:abstractNumId w:val="6"/>
-  </w:num>
-  <w:num w:numId="27" w16cid:durableId="2136674330">
-    <w:abstractNumId w:val="28"/>
-  </w:num>
-  <w:num w:numId="28" w16cid:durableId="287276714">
-    <w:abstractNumId w:val="31"/>
-  </w:num>
-  <w:num w:numId="29" w16cid:durableId="765274742">
-    <w:abstractNumId w:val="5"/>
-  </w:num>
-  <w:num w:numId="30" w16cid:durableId="910888459">
-    <w:abstractNumId w:val="35"/>
-  </w:num>
-  <w:num w:numId="31" w16cid:durableId="1735003821">
-    <w:abstractNumId w:val="38"/>
-  </w:num>
-  <w:num w:numId="32" w16cid:durableId="747189856">
-    <w:abstractNumId w:val="22"/>
-  </w:num>
-  <w:num w:numId="33" w16cid:durableId="882252582">
-    <w:abstractNumId w:val="24"/>
-  </w:num>
-  <w:num w:numId="34" w16cid:durableId="2082941922">
-    <w:abstractNumId w:val="29"/>
-  </w:num>
-  <w:num w:numId="35" w16cid:durableId="823280619">
-    <w:abstractNumId w:val="26"/>
-  </w:num>
-  <w:num w:numId="36" w16cid:durableId="470944987">
-    <w:abstractNumId w:val="17"/>
-  </w:num>
   <w:num w:numId="37" w16cid:durableId="730425306">
-    <w:abstractNumId w:val="32"/>
+    <w:abstractNumId w:val="40"/>
   </w:num>
   <w:num w:numId="38" w16cid:durableId="2047371804">
     <w:abstractNumId w:val="0"/>
   </w:num>
   <w:num w:numId="39" w16cid:durableId="1263878545">
-    <w:abstractNumId w:val="33"/>
+    <w:abstractNumId w:val="41"/>
   </w:num>
   <w:num w:numId="40" w16cid:durableId="1370111590">
-    <w:abstractNumId w:val="15"/>
+    <w:abstractNumId w:val="19"/>
+  </w:num>
+  <w:num w:numId="41" w16cid:durableId="615451393">
+    <w:abstractNumId w:val="44"/>
+  </w:num>
+  <w:num w:numId="42" w16cid:durableId="181478029">
+    <w:abstractNumId w:val="4"/>
+  </w:num>
+  <w:num w:numId="43" w16cid:durableId="1661689082">
+    <w:abstractNumId w:val="31"/>
+  </w:num>
+  <w:num w:numId="44" w16cid:durableId="543754954">
+    <w:abstractNumId w:val="28"/>
+  </w:num>
+  <w:num w:numId="45" w16cid:durableId="1462504646">
+    <w:abstractNumId w:val="6"/>
+  </w:num>
+  <w:num w:numId="46" w16cid:durableId="317392636">
+    <w:abstractNumId w:val="32"/>
+  </w:num>
+  <w:num w:numId="47" w16cid:durableId="409157225">
+    <w:abstractNumId w:val="45"/>
+  </w:num>
+  <w:num w:numId="48" w16cid:durableId="212618538">
+    <w:abstractNumId w:val="3"/>
+  </w:num>
+  <w:num w:numId="49" w16cid:durableId="419179570">
+    <w:abstractNumId w:val="1"/>
+  </w:num>
+  <w:num w:numId="50" w16cid:durableId="183440852">
+    <w:abstractNumId w:val="25"/>
   </w:num>
 </w:numbering>
 </file>
@@ -11385,7 +14364,6 @@
   <w:style w:type="character" w:default="1" w:styleId="DefaultParagraphFont">
     <w:name w:val="Default Paragraph Font"/>
     <w:uiPriority w:val="1"/>
-    <w:semiHidden/>
     <w:unhideWhenUsed/>
   </w:style>
   <w:style w:type="table" w:default="1" w:styleId="TableNormal">
